--- a/Bases de Datos II/Clases/Proyecto Integrador/Enunciado Proyecto Integrador - Bases de Datos II - 2026-2.docx
+++ b/Bases de Datos II/Clases/Proyecto Integrador/Enunciado Proyecto Integrador - Bases de Datos II - 2026-2.docx
@@ -121,7 +121,7 @@
           <w:color w:val="095292"/>
           <w:sz w:val="20"/>
         </w:rPr>
-        <w:t>Versión estudiante — Entrega en ExamLab según hitos del plan.</w:t>
+        <w:t>Versión estudiante — Entrega final en ExamLab: dom 15/11/2026, 11:59 p. m.</w:t>
       </w:r>
     </w:p>
     <w:p>
@@ -497,7 +497,7 @@
           <w:color w:val="2B2B2B"/>
           <w:sz w:val="22"/>
         </w:rPr>
-        <w:t>Informe breve (PDF o DOCX) + carpeta de scripts SQL + diagrama exportado (PNG/SVG).</w:t>
+        <w:t>Informe breve (PDF o DOCX) + carpeta de scripts SQL + diagrama exportado (PNG/SVG), todo dentro del .zip de la entrega (sección 9).</w:t>
       </w:r>
     </w:p>
     <w:p>
@@ -512,7 +512,7 @@
           <w:color w:val="2B2B2B"/>
           <w:sz w:val="22"/>
         </w:rPr>
-        <w:t>Sustentación / presentación (5–8 min) en el cierre del PI.</w:t>
+        <w:t>Sustentación en vivo en la última clase: 15 minutos de exposición + 5 minutos de preguntas (turno de 20 minutos).</w:t>
       </w:r>
     </w:p>
     <w:p>
@@ -825,7 +825,7 @@
                 <w:color w:val="2B2B2B"/>
                 <w:sz w:val="20"/>
               </w:rPr>
-              <w:t>Demo parcial + checklist · contrato app ↔ BD y pruebas (cierre: domingo 01/11 23:59)</w:t>
+              <w:t>Demo parcial + checklist · contrato app ↔ BD y pruebas (cierre: domingo 01/11, 11:59 p. m.)</w:t>
             </w:r>
           </w:p>
         </w:tc>
@@ -899,7 +899,7 @@
                 <w:color w:val="2B2B2B"/>
                 <w:sz w:val="20"/>
               </w:rPr>
-              <w:t>Aplicar el análisis de casos al PI (cierre: domingo 08/11 23:59)</w:t>
+              <w:t>Aplicar el análisis de casos al PI (cierre: domingo 08/11, 11:59 p. m.)</w:t>
             </w:r>
           </w:p>
         </w:tc>
@@ -918,7 +918,7 @@
                 <w:color w:val="2B2B2B"/>
                 <w:sz w:val="20"/>
               </w:rPr>
-              <w:t>Parcial 3 · paquete final</w:t>
+              <w:t>Parcial 3</w:t>
             </w:r>
           </w:p>
         </w:tc>
@@ -969,7 +969,7 @@
                 <w:color w:val="2B2B2B"/>
                 <w:sz w:val="20"/>
               </w:rPr>
-              <w:t>Día de parcial = solo evaluación (virtual síncrona por Meet). El paquete final cierra el domingo 15/11 23:59; el ensayo y la preparación fueron en la Sesión 10 (Clase 12)</w:t>
+              <w:t>Día de parcial = solo evaluación (virtual síncrona por Meet); el ensayo y la preparación fueron en la Sesión 10 (Clase 12)</w:t>
             </w:r>
           </w:p>
         </w:tc>
@@ -989,7 +989,7 @@
                 <w:color w:val="2B2B2B"/>
                 <w:sz w:val="20"/>
               </w:rPr>
-              <w:t>Sustentación / cierre</w:t>
+              <w:t>Entrega final del PI</w:t>
             </w:r>
           </w:p>
         </w:tc>
@@ -1007,7 +1007,7 @@
                 <w:color w:val="2B2B2B"/>
                 <w:sz w:val="20"/>
               </w:rPr>
-              <w:t>Sesión 13 (Clase 15)</w:t>
+              <w:t>—</w:t>
             </w:r>
           </w:p>
         </w:tc>
@@ -1025,7 +1025,7 @@
                 <w:color w:val="2B2B2B"/>
                 <w:sz w:val="20"/>
               </w:rPr>
-              <w:t>16/11/2026</w:t>
+              <w:t>15/11/2026</w:t>
             </w:r>
           </w:p>
         </w:tc>
@@ -1043,7 +1043,77 @@
                 <w:color w:val="2B2B2B"/>
                 <w:sz w:val="20"/>
               </w:rPr>
-              <w:t>Defensa en vivo del PI + cierre del curso</w:t>
+              <w:t>Plazo único en ExamLab: domingo, 11:59 p. m. Un .zip + el enlace al repositorio o a la carpeta de Drive</w:t>
+            </w:r>
+          </w:p>
+        </w:tc>
+      </w:tr>
+      <w:tr>
+        <w:tc>
+          <w:tcPr>
+            <w:tcW w:type="dxa" w:w="2448"/>
+          </w:tcPr>
+          <w:p>
+            <w:r/>
+            <w:r>
+              <w:rPr>
+                <w:rFonts w:ascii="Calibri" w:hAnsi="Calibri" w:eastAsia="Calibri"/>
+                <w:b w:val="0"/>
+                <w:color w:val="2B2B2B"/>
+                <w:sz w:val="20"/>
+              </w:rPr>
+              <w:t>Sustentación / cierre</w:t>
+            </w:r>
+          </w:p>
+        </w:tc>
+        <w:tc>
+          <w:tcPr>
+            <w:tcW w:type="dxa" w:w="2448"/>
+          </w:tcPr>
+          <w:p>
+            <w:r/>
+            <w:r>
+              <w:rPr>
+                <w:rFonts w:ascii="Calibri" w:hAnsi="Calibri" w:eastAsia="Calibri"/>
+                <w:b w:val="0"/>
+                <w:color w:val="2B2B2B"/>
+                <w:sz w:val="20"/>
+              </w:rPr>
+              <w:t>Sesión 13 (Clase 15)</w:t>
+            </w:r>
+          </w:p>
+        </w:tc>
+        <w:tc>
+          <w:tcPr>
+            <w:tcW w:type="dxa" w:w="2448"/>
+          </w:tcPr>
+          <w:p>
+            <w:r/>
+            <w:r>
+              <w:rPr>
+                <w:rFonts w:ascii="Calibri" w:hAnsi="Calibri" w:eastAsia="Calibri"/>
+                <w:b w:val="0"/>
+                <w:color w:val="2B2B2B"/>
+                <w:sz w:val="20"/>
+              </w:rPr>
+              <w:t>16/11/2026</w:t>
+            </w:r>
+          </w:p>
+        </w:tc>
+        <w:tc>
+          <w:tcPr>
+            <w:tcW w:type="dxa" w:w="2448"/>
+          </w:tcPr>
+          <w:p>
+            <w:r/>
+            <w:r>
+              <w:rPr>
+                <w:rFonts w:ascii="Calibri" w:hAnsi="Calibri" w:eastAsia="Calibri"/>
+                <w:b w:val="0"/>
+                <w:color w:val="2B2B2B"/>
+                <w:sz w:val="20"/>
+              </w:rPr>
+              <w:t>Defensa en vivo del PI (15 min + 5 de preguntas) + cierre del curso</w:t>
             </w:r>
           </w:p>
         </w:tc>
@@ -1067,7 +1137,7 @@
           <w:color w:val="2B2B2B"/>
           <w:sz w:val="22"/>
         </w:rPr>
-        <w:t>Nota: la sesión 13 (16/11) cae en festivo, pero por decisión docente es la sesión de sustentaciones: no es autónoma y no es parcial. El Parcial 3 es el 09/11 (sesión 12 · material Clase 14). El paquete final se sube a ExamLab antes del 16/11; ese día solo se defiende.</w:t>
+        <w:t>Nota: la sesión 13 (16/11) cae en festivo, pero por decisión docente es la sesión de sustentaciones: no es autónoma y no es parcial. El Parcial 3 es el 09/11 (sesión 12 · material Clase 14). El paquete final se sube a ExamLab a más tardar el domingo 15/11, 11:59 p. m.; el 16/11 solo se defiende.</w:t>
       </w:r>
     </w:p>
     <w:p>
@@ -1142,7 +1212,7 @@
           <w:color w:val="2B2B2B"/>
           <w:sz w:val="22"/>
         </w:rPr>
-        <w:t>Entregas: Google Docs/Drive o Word Online → subir a ExamLab.</w:t>
+        <w:t>Entrega: documentos en Google Docs/Drive o Word Online, dentro del .zip que se sube a ExamLab.</w:t>
       </w:r>
     </w:p>
     <w:p>
@@ -1712,6 +1782,141 @@
         <w:t>No se copia un enunciado de otra institución: el dominio es VetCare DB UNIAJC.</w:t>
       </w:r>
     </w:p>
+    <w:p>
+      <w:pPr>
+        <w:spacing w:after="120" w:before="240"/>
+        <w:jc w:val="left"/>
+      </w:pPr>
+      <w:r>
+        <w:rPr>
+          <w:rFonts w:ascii="Calibri" w:hAnsi="Calibri" w:eastAsia="Calibri"/>
+          <w:b/>
+          <w:color w:val="095292"/>
+          <w:sz w:val="24"/>
+        </w:rPr>
+        <w:t>9. Entrega y sustentación</w:t>
+      </w:r>
+    </w:p>
+    <w:p>
+      <w:pPr>
+        <w:pStyle w:val="ListBullet"/>
+        <w:spacing w:after="40"/>
+      </w:pPr>
+      <w:r>
+        <w:rPr>
+          <w:rFonts w:ascii="Calibri" w:hAnsi="Calibri" w:eastAsia="Calibri"/>
+          <w:b/>
+          <w:color w:val="2B2B2B"/>
+          <w:sz w:val="22"/>
+        </w:rPr>
+        <w:t>Plazo único:</w:t>
+      </w:r>
+      <w:r>
+        <w:rPr>
+          <w:rFonts w:ascii="Calibri" w:hAnsi="Calibri" w:eastAsia="Calibri"/>
+          <w:b w:val="0"/>
+          <w:color w:val="2B2B2B"/>
+          <w:sz w:val="22"/>
+        </w:rPr>
+        <w:t xml:space="preserve"> domingo 15 de noviembre de 2026, 11:59 p. m., en ExamLab.</w:t>
+      </w:r>
+    </w:p>
+    <w:p>
+      <w:pPr>
+        <w:pStyle w:val="ListBullet"/>
+        <w:spacing w:after="40"/>
+      </w:pPr>
+      <w:r>
+        <w:rPr>
+          <w:rFonts w:ascii="Calibri" w:hAnsi="Calibri" w:eastAsia="Calibri"/>
+          <w:b/>
+          <w:color w:val="2B2B2B"/>
+          <w:sz w:val="22"/>
+        </w:rPr>
+        <w:t>Qué se sube:</w:t>
+      </w:r>
+      <w:r>
+        <w:rPr>
+          <w:rFonts w:ascii="Calibri" w:hAnsi="Calibri" w:eastAsia="Calibri"/>
+          <w:b w:val="0"/>
+          <w:color w:val="2B2B2B"/>
+          <w:sz w:val="22"/>
+        </w:rPr>
+        <w:t xml:space="preserve"> un solo archivo .zip con todo —código, documentos, diagramas y capturas—; dentro puede ir cualquier tipo de archivo, y pesa como máximo 50 MB.</w:t>
+      </w:r>
+    </w:p>
+    <w:p>
+      <w:pPr>
+        <w:pStyle w:val="ListBullet"/>
+        <w:spacing w:after="40"/>
+      </w:pPr>
+      <w:r>
+        <w:rPr>
+          <w:rFonts w:ascii="Calibri" w:hAnsi="Calibri" w:eastAsia="Calibri"/>
+          <w:b/>
+          <w:color w:val="2B2B2B"/>
+          <w:sz w:val="22"/>
+        </w:rPr>
+        <w:t>Enlace obligatorio:</w:t>
+      </w:r>
+      <w:r>
+        <w:rPr>
+          <w:rFonts w:ascii="Calibri" w:hAnsi="Calibri" w:eastAsia="Calibri"/>
+          <w:b w:val="0"/>
+          <w:color w:val="2B2B2B"/>
+          <w:sz w:val="22"/>
+        </w:rPr>
+        <w:t xml:space="preserve"> junto al .zip va el enlace al repositorio de GitHub o a la carpeta de Drive del proyecto.</w:t>
+      </w:r>
+    </w:p>
+    <w:p>
+      <w:pPr>
+        <w:pStyle w:val="ListBullet"/>
+        <w:spacing w:after="40"/>
+      </w:pPr>
+      <w:r>
+        <w:rPr>
+          <w:rFonts w:ascii="Calibri" w:hAnsi="Calibri" w:eastAsia="Calibri"/>
+          <w:b/>
+          <w:color w:val="2B2B2B"/>
+          <w:sz w:val="22"/>
+        </w:rPr>
+        <w:t>Una sola entrega por estudiante,</w:t>
+      </w:r>
+      <w:r>
+        <w:rPr>
+          <w:rFonts w:ascii="Calibri" w:hAnsi="Calibri" w:eastAsia="Calibri"/>
+          <w:b w:val="0"/>
+          <w:color w:val="2B2B2B"/>
+          <w:sz w:val="22"/>
+        </w:rPr>
+        <w:t xml:space="preserve"> también si el docente autorizó trabajar en equipo.</w:t>
+      </w:r>
+    </w:p>
+    <w:p>
+      <w:pPr>
+        <w:pStyle w:val="ListBullet"/>
+        <w:spacing w:after="40"/>
+      </w:pPr>
+      <w:r>
+        <w:rPr>
+          <w:rFonts w:ascii="Calibri" w:hAnsi="Calibri" w:eastAsia="Calibri"/>
+          <w:b/>
+          <w:color w:val="2B2B2B"/>
+          <w:sz w:val="22"/>
+        </w:rPr>
+        <w:t>Sustentación:</w:t>
+      </w:r>
+      <w:r>
+        <w:rPr>
+          <w:rFonts w:ascii="Calibri" w:hAnsi="Calibri" w:eastAsia="Calibri"/>
+          <w:b w:val="0"/>
+          <w:color w:val="2B2B2B"/>
+          <w:sz w:val="22"/>
+        </w:rPr>
+        <w:t xml:space="preserve"> lunes 16/11/2026, en la última clase (sesión 13; es festivo, pero sí hay clase), por Meet: 15 minutos de exposición + 5 minutos de preguntas (turno de 20 minutos).</w:t>
+      </w:r>
+    </w:p>
     <w:sectPr>
       <w:pgSz w:w="12240" w:h="15840"/>
       <w:pgMar w:top="1008" w:right="1224" w:bottom="1008" w:left="1224" w:header="720" w:footer="720" w:gutter="0"/>

--- a/Bases de Datos II/Clases/Proyecto Integrador/Enunciado Proyecto Integrador - Bases de Datos II - 2026-2.docx
+++ b/Bases de Datos II/Clases/Proyecto Integrador/Enunciado Proyecto Integrador - Bases de Datos II - 2026-2.docx
@@ -110,7 +110,7 @@
     </w:p>
     <w:p>
       <w:pPr>
-        <w:spacing w:after="200" w:before="0"/>
+        <w:spacing w:after="80" w:before="0"/>
         <w:jc w:val="center"/>
         <w:shd w:val="clear" w:fill="E8F4FA"/>
       </w:pPr>
@@ -122,6 +122,22 @@
           <w:sz w:val="20"/>
         </w:rPr>
         <w:t>Versión estudiante — Entrega final en ExamLab: dom 15/11/2026, 11:59 p. m.</w:t>
+      </w:r>
+    </w:p>
+    <w:p>
+      <w:pPr>
+        <w:spacing w:after="200" w:before="0"/>
+        <w:jc w:val="center"/>
+        <w:shd w:val="clear" w:fill="FFF8D6"/>
+      </w:pPr>
+      <w:r>
+        <w:rPr>
+          <w:rFonts w:ascii="Calibri" w:hAnsi="Calibri" w:eastAsia="Calibri"/>
+          <w:b/>
+          <w:color w:val="095292"/>
+          <w:sz w:val="22"/>
+        </w:rPr>
+        <w:t>Proyecto en equipo de 4 a 5 integrantes (máximo 5) — no es individual</w:t>
       </w:r>
     </w:p>
     <w:p>
@@ -167,6 +183,31 @@
           <w:sz w:val="22"/>
         </w:rPr>
         <w:t>Peso: 20% del Corte 3 (Acuerdo pedagógico). El Parcial 3 (15%) y la asistencia (5%) se evalúan por separado.</w:t>
+      </w:r>
+    </w:p>
+    <w:p>
+      <w:pPr>
+        <w:spacing w:after="160" w:before="0"/>
+        <w:jc w:val="left"/>
+        <w:shd w:val="clear" w:fill="FFF8D6"/>
+      </w:pPr>
+      <w:r>
+        <w:rPr>
+          <w:rFonts w:ascii="Calibri" w:hAnsi="Calibri" w:eastAsia="Calibri"/>
+          <w:b/>
+          <w:color w:val="2B2B2B"/>
+          <w:sz w:val="22"/>
+        </w:rPr>
+        <w:t>Modalidad: en equipo de 4 a 5 integrantes (máximo 5).</w:t>
+      </w:r>
+      <w:r>
+        <w:rPr>
+          <w:rFonts w:ascii="Calibri" w:hAnsi="Calibri" w:eastAsia="Calibri"/>
+          <w:b w:val="0"/>
+          <w:color w:val="2B2B2B"/>
+          <w:sz w:val="22"/>
+        </w:rPr>
+        <w:t xml:space="preserve"> Este semestre el proyecto no es individual: lo construye el equipo completo y lo sustentan todos sus integrantes.</w:t>
       </w:r>
     </w:p>
     <w:p>
@@ -512,7 +553,7 @@
           <w:color w:val="2B2B2B"/>
           <w:sz w:val="22"/>
         </w:rPr>
-        <w:t>Sustentación en vivo en la última clase: 15 minutos de exposición + 5 minutos de preguntas (turno de 20 minutos).</w:t>
+        <w:t>Sustentación en vivo en la última clase: 15 minutos de exposición + 5 minutos de preguntas por equipo (turno de 20 minutos); hablan todos los integrantes.</w:t>
       </w:r>
     </w:p>
     <w:p>
@@ -1670,11 +1711,20 @@
       <w:r>
         <w:rPr>
           <w:rFonts w:ascii="Calibri" w:hAnsi="Calibri" w:eastAsia="Calibri"/>
+          <w:b/>
+          <w:color w:val="2B2B2B"/>
+          <w:sz w:val="22"/>
+        </w:rPr>
+        <w:t>En equipo, no individual:</w:t>
+      </w:r>
+      <w:r>
+        <w:rPr>
+          <w:rFonts w:ascii="Calibri" w:hAnsi="Calibri" w:eastAsia="Calibri"/>
           <w:b w:val="0"/>
           <w:color w:val="2B2B2B"/>
           <w:sz w:val="22"/>
         </w:rPr>
-        <w:t>Individual por defecto: cada estudiante desarrolla y entrega su propio proyecto.</w:t>
+        <w:t xml:space="preserve"> equipos de 4 a 5 integrantes (máximo 5).</w:t>
       </w:r>
     </w:p>
     <w:p>
@@ -1689,7 +1739,7 @@
           <w:color w:val="2B2B2B"/>
           <w:sz w:val="22"/>
         </w:rPr>
-        <w:t>Opcional: el docente puede autorizar equipos de 2 o 3 integrantes.</w:t>
+        <w:t>Todo el equipo trabaja el proyecto completo: en la sustentación hablan todos, y cualquier integrante debe poder explicar cualquier parte (las preguntas van al azar).</w:t>
       </w:r>
     </w:p>
     <w:p>
@@ -1704,22 +1754,7 @@
           <w:color w:val="2B2B2B"/>
           <w:sz w:val="22"/>
         </w:rPr>
-        <w:t>Debes poder explicar cualquier parte en la sustentación (si hay equipo, cualquier integrante).</w:t>
-      </w:r>
-    </w:p>
-    <w:p>
-      <w:pPr>
-        <w:pStyle w:val="ListBullet"/>
-        <w:spacing w:after="40"/>
-      </w:pPr>
-      <w:r>
-        <w:rPr>
-          <w:rFonts w:ascii="Calibri" w:hAnsi="Calibri" w:eastAsia="Calibri"/>
-          <w:b w:val="0"/>
-          <w:color w:val="2B2B2B"/>
-          <w:sz w:val="22"/>
-        </w:rPr>
-        <w:t>La entrega en ExamLab es siempre individual, incluso si el artefacto se trabajó en equipo.</w:t>
+        <w:t>Cada integrante sube la entrega del equipo en ExamLab desde su propia cuenta (sección 9).</w:t>
       </w:r>
     </w:p>
     <w:p>
@@ -1881,7 +1916,7 @@
           <w:color w:val="2B2B2B"/>
           <w:sz w:val="22"/>
         </w:rPr>
-        <w:t>Una sola entrega por estudiante,</w:t>
+        <w:t>Cada integrante sube la entrega del equipo</w:t>
       </w:r>
       <w:r>
         <w:rPr>
@@ -1890,7 +1925,7 @@
           <w:color w:val="2B2B2B"/>
           <w:sz w:val="22"/>
         </w:rPr>
-        <w:t xml:space="preserve"> también si el docente autorizó trabajar en equipo.</w:t>
+        <w:t xml:space="preserve"> desde su propia cuenta: el mismo .zip y el mismo enlace; una sola entrega por estudiante.</w:t>
       </w:r>
     </w:p>
     <w:p>
@@ -1914,7 +1949,7 @@
           <w:color w:val="2B2B2B"/>
           <w:sz w:val="22"/>
         </w:rPr>
-        <w:t xml:space="preserve"> lunes 16/11/2026, en la última clase (sesión 13; es festivo, pero sí hay clase), por Meet: 15 minutos de exposición + 5 minutos de preguntas (turno de 20 minutos).</w:t>
+        <w:t xml:space="preserve"> lunes 16/11/2026, en la última clase (sesión 13; es festivo, pero sí hay clase), por Meet: 15 minutos de exposición + 5 minutos de preguntas por equipo (turno de 20 minutos); hablan todos los integrantes.</w:t>
       </w:r>
     </w:p>
     <w:sectPr>

--- a/Bases de Datos II/Clases/Proyecto Integrador/Enunciado Proyecto Integrador - Bases de Datos II - 2026-2.docx
+++ b/Bases de Datos II/Clases/Proyecto Integrador/Enunciado Proyecto Integrador - Bases de Datos II - 2026-2.docx
@@ -198,7 +198,7 @@
           <w:color w:val="2B2B2B"/>
           <w:sz w:val="22"/>
         </w:rPr>
-        <w:t>Modalidad: en equipo de 4 a 5 integrantes (máximo 5).</w:t>
+        <w:t>Modalidad del proyecto: en equipo de 4 a 5 integrantes (máximo 5).</w:t>
       </w:r>
       <w:r>
         <w:rPr>
@@ -207,7 +207,7 @@
           <w:color w:val="2B2B2B"/>
           <w:sz w:val="22"/>
         </w:rPr>
-        <w:t xml:space="preserve"> Este semestre el proyecto no es individual: lo construye el equipo completo y lo sustentan todos sus integrantes.</w:t>
+        <w:t xml:space="preserve"> Este semestre el Proyecto Integrador no es individual: lo construye el equipo completo y lo sustentan todos sus integrantes. Esta regla es solo para el proyecto: talleres, quices, parciales y demás entregables mantienen la modalidad que se indique en cada uno.</w:t>
       </w:r>
     </w:p>
     <w:p>

--- a/Bases de Datos II/Clases/Proyecto Integrador/Enunciado Proyecto Integrador - Bases de Datos II - 2026-2.docx
+++ b/Bases de Datos II/Clases/Proyecto Integrador/Enunciado Proyecto Integrador - Bases de Datos II - 2026-2.docx
@@ -1208,22 +1208,7 @@
           <w:color w:val="2B2B2B"/>
           <w:sz w:val="22"/>
         </w:rPr>
-        <w:t>SQL: DB Fiddle, OneCompiler SQL, SQLTest.online o RunSQL.</w:t>
-      </w:r>
-    </w:p>
-    <w:p>
-      <w:pPr>
-        <w:pStyle w:val="ListBullet"/>
-        <w:spacing w:after="40"/>
-      </w:pPr>
-      <w:r>
-        <w:rPr>
-          <w:rFonts w:ascii="Calibri" w:hAnsi="Calibri" w:eastAsia="Calibri"/>
-          <w:b w:val="0"/>
-          <w:color w:val="2B2B2B"/>
-          <w:sz w:val="22"/>
-        </w:rPr>
-        <w:t>Procedimientos / PL-SQL: Oracle Live SQL (cuenta free, sin tarjeta).</w:t>
+        <w:t>SQL y PL/pgSQL (procedimientos, funciones y disparadores): PostgreSQL, el mismo motor de ExamLab, o DB Fiddle con PostgreSQL.</w:t>
       </w:r>
     </w:p>
     <w:p>
@@ -1877,8 +1862,212 @@
           <w:color w:val="2B2B2B"/>
           <w:sz w:val="22"/>
         </w:rPr>
-        <w:t xml:space="preserve"> un solo archivo .zip con todo —código, documentos, diagramas y capturas—; dentro puede ir cualquier tipo de archivo, y pesa como máximo 50 MB.</w:t>
+        <w:t xml:space="preserve"> un solo archivo .zip —dentro puede ir cualquier tipo de archivo; máximo 50 MB—, con esto adentro:</w:t>
       </w:r>
+    </w:p>
+    <w:tbl>
+      <w:tblPr>
+        <w:tblStyle w:val="TableGrid"/>
+        <w:tblW w:type="auto" w:w="0"/>
+        <w:tblLayout w:type="fixed"/>
+        <w:tblLook w:firstColumn="1" w:firstRow="1" w:lastColumn="0" w:lastRow="0" w:noHBand="0" w:noVBand="1" w:val="04A0"/>
+      </w:tblPr>
+      <w:tblGrid>
+        <w:gridCol w:w="4896"/>
+        <w:gridCol w:w="4896"/>
+      </w:tblGrid>
+      <w:tr>
+        <w:tc>
+          <w:tcPr>
+            <w:tcW w:type="dxa" w:w="2448"/>
+            <w:shd w:val="clear" w:fill="095292"/>
+          </w:tcPr>
+          <w:p>
+            <w:r/>
+            <w:r>
+              <w:rPr>
+                <w:rFonts w:ascii="Calibri" w:hAnsi="Calibri" w:eastAsia="Calibri"/>
+                <w:b/>
+                <w:color w:val="FFFFFF"/>
+                <w:sz w:val="20"/>
+              </w:rPr>
+              <w:t>En el .zip</w:t>
+            </w:r>
+          </w:p>
+        </w:tc>
+        <w:tc>
+          <w:tcPr>
+            <w:tcW w:type="dxa" w:w="7344"/>
+            <w:shd w:val="clear" w:fill="095292"/>
+          </w:tcPr>
+          <w:p>
+            <w:r/>
+            <w:r>
+              <w:rPr>
+                <w:rFonts w:ascii="Calibri" w:hAnsi="Calibri" w:eastAsia="Calibri"/>
+                <w:b/>
+                <w:color w:val="FFFFFF"/>
+                <w:sz w:val="20"/>
+              </w:rPr>
+              <w:t>Qué contiene</w:t>
+            </w:r>
+          </w:p>
+        </w:tc>
+      </w:tr>
+      <w:tr>
+        <w:tc>
+          <w:tcPr>
+            <w:tcW w:type="dxa" w:w="2448"/>
+          </w:tcPr>
+          <w:p>
+            <w:r/>
+            <w:r>
+              <w:rPr>
+                <w:rFonts w:ascii="Calibri" w:hAnsi="Calibri" w:eastAsia="Calibri"/>
+                <w:b w:val="0"/>
+                <w:color w:val="2B2B2B"/>
+                <w:sz w:val="20"/>
+              </w:rPr>
+              <w:t>scripts/</w:t>
+            </w:r>
+          </w:p>
+        </w:tc>
+        <w:tc>
+          <w:tcPr>
+            <w:tcW w:type="dxa" w:w="7344"/>
+          </w:tcPr>
+          <w:p>
+            <w:r/>
+            <w:r>
+              <w:rPr>
+                <w:rFonts w:ascii="Calibri" w:hAnsi="Calibri" w:eastAsia="Calibri"/>
+                <w:b w:val="0"/>
+                <w:color w:val="2B2B2B"/>
+                <w:sz w:val="20"/>
+              </w:rPr>
+              <w:t>Los scripts SQL, numerados en el orden en que se ejecutan: el DDL (tablas, llaves y restricciones), los roles y privilegios, los procedimientos, funciones y disparadores con sus casos de prueba, y las consultas de optimización antes y después. Corren en PostgreSQL tal cual, sin retoques.</w:t>
+            </w:r>
+          </w:p>
+        </w:tc>
+      </w:tr>
+      <w:tr>
+        <w:tc>
+          <w:tcPr>
+            <w:tcW w:type="dxa" w:w="2448"/>
+            <w:shd w:val="clear" w:fill="F2F2F2"/>
+          </w:tcPr>
+          <w:p>
+            <w:r/>
+            <w:r>
+              <w:rPr>
+                <w:rFonts w:ascii="Calibri" w:hAnsi="Calibri" w:eastAsia="Calibri"/>
+                <w:b w:val="0"/>
+                <w:color w:val="2B2B2B"/>
+                <w:sz w:val="20"/>
+              </w:rPr>
+              <w:t>Diagrama ER</w:t>
+            </w:r>
+          </w:p>
+        </w:tc>
+        <w:tc>
+          <w:tcPr>
+            <w:tcW w:type="dxa" w:w="7344"/>
+            <w:shd w:val="clear" w:fill="F2F2F2"/>
+          </w:tcPr>
+          <w:p>
+            <w:r/>
+            <w:r>
+              <w:rPr>
+                <w:rFonts w:ascii="Calibri" w:hAnsi="Calibri" w:eastAsia="Calibri"/>
+                <w:b w:val="0"/>
+                <w:color w:val="2B2B2B"/>
+                <w:sz w:val="20"/>
+              </w:rPr>
+              <w:t>El modelo exportado en PNG o SVG: el mismo que implementa el DDL.</w:t>
+            </w:r>
+          </w:p>
+        </w:tc>
+      </w:tr>
+      <w:tr>
+        <w:tc>
+          <w:tcPr>
+            <w:tcW w:type="dxa" w:w="2448"/>
+          </w:tcPr>
+          <w:p>
+            <w:r/>
+            <w:r>
+              <w:rPr>
+                <w:rFonts w:ascii="Calibri" w:hAnsi="Calibri" w:eastAsia="Calibri"/>
+                <w:b w:val="0"/>
+                <w:color w:val="2B2B2B"/>
+                <w:sz w:val="20"/>
+              </w:rPr>
+              <w:t>Informe</w:t>
+            </w:r>
+          </w:p>
+        </w:tc>
+        <w:tc>
+          <w:tcPr>
+            <w:tcW w:type="dxa" w:w="7344"/>
+          </w:tcPr>
+          <w:p>
+            <w:r/>
+            <w:r>
+              <w:rPr>
+                <w:rFonts w:ascii="Calibri" w:hAnsi="Calibri" w:eastAsia="Calibri"/>
+                <w:b w:val="0"/>
+                <w:color w:val="2B2B2B"/>
+                <w:sz w:val="20"/>
+              </w:rPr>
+              <w:t>PDF o DOCX: el plan de respaldo y recuperación, la justificación de cada optimización y el contrato de integración app ↔ BD con su ejemplo.</w:t>
+            </w:r>
+          </w:p>
+        </w:tc>
+      </w:tr>
+      <w:tr>
+        <w:tc>
+          <w:tcPr>
+            <w:tcW w:type="dxa" w:w="2448"/>
+            <w:shd w:val="clear" w:fill="F2F2F2"/>
+          </w:tcPr>
+          <w:p>
+            <w:r/>
+            <w:r>
+              <w:rPr>
+                <w:rFonts w:ascii="Calibri" w:hAnsi="Calibri" w:eastAsia="Calibri"/>
+                <w:b w:val="0"/>
+                <w:color w:val="2B2B2B"/>
+                <w:sz w:val="20"/>
+              </w:rPr>
+              <w:t>capturas/</w:t>
+            </w:r>
+          </w:p>
+        </w:tc>
+        <w:tc>
+          <w:tcPr>
+            <w:tcW w:type="dxa" w:w="7344"/>
+            <w:shd w:val="clear" w:fill="F2F2F2"/>
+          </w:tcPr>
+          <w:p>
+            <w:r/>
+            <w:r>
+              <w:rPr>
+                <w:rFonts w:ascii="Calibri" w:hAnsi="Calibri" w:eastAsia="Calibri"/>
+                <w:b w:val="0"/>
+                <w:color w:val="2B2B2B"/>
+                <w:sz w:val="20"/>
+              </w:rPr>
+              <w:t>La ejecución de los scripts y de los casos de prueba, con la salida visible.</w:t>
+            </w:r>
+          </w:p>
+        </w:tc>
+      </w:tr>
+    </w:tbl>
+    <w:p>
+      <w:pPr>
+        <w:spacing w:after="80" w:before="0"/>
+        <w:jc w:val="left"/>
+      </w:pPr>
     </w:p>
     <w:p>
       <w:pPr>
@@ -1901,7 +2090,7 @@
           <w:color w:val="2B2B2B"/>
           <w:sz w:val="22"/>
         </w:rPr>
-        <w:t xml:space="preserve"> junto al .zip va el enlace al repositorio de GitHub o a la carpeta de Drive del proyecto.</w:t>
+        <w:t xml:space="preserve"> junto al .zip, el repositorio de GitHub o la carpeta de Drive del equipo, con los mismos scripts.</w:t>
       </w:r>
     </w:p>
     <w:p>
@@ -1950,6 +2139,30 @@
           <w:sz w:val="22"/>
         </w:rPr>
         <w:t xml:space="preserve"> lunes 16/11/2026, en la última clase (sesión 13; es festivo, pero sí hay clase), por Meet: 15 minutos de exposición + 5 minutos de preguntas por equipo (turno de 20 minutos); hablan todos los integrantes.</w:t>
+      </w:r>
+    </w:p>
+    <w:p>
+      <w:pPr>
+        <w:pStyle w:val="ListBullet"/>
+        <w:spacing w:after="40"/>
+      </w:pPr>
+      <w:r>
+        <w:rPr>
+          <w:rFonts w:ascii="Calibri" w:hAnsi="Calibri" w:eastAsia="Calibri"/>
+          <w:b/>
+          <w:color w:val="2B2B2B"/>
+          <w:sz w:val="22"/>
+        </w:rPr>
+        <w:t>Qué se muestra en la sustentación:</w:t>
+      </w:r>
+      <w:r>
+        <w:rPr>
+          <w:rFonts w:ascii="Calibri" w:hAnsi="Calibri" w:eastAsia="Calibri"/>
+          <w:b w:val="0"/>
+          <w:color w:val="2B2B2B"/>
+          <w:sz w:val="22"/>
+        </w:rPr>
+        <w:t xml:space="preserve"> ejecutar en vivo un procedimiento y un disparador con sus casos de prueba, y una consulta antes y después de optimizarla.</w:t>
       </w:r>
     </w:p>
     <w:sectPr>

--- a/Bases de Datos II/Clases/Proyecto Integrador/Enunciado Proyecto Integrador - Bases de Datos II - 2026-2.docx
+++ b/Bases de Datos II/Clases/Proyecto Integrador/Enunciado Proyecto Integrador - Bases de Datos II - 2026-2.docx
@@ -568,7 +568,7 @@
           <w:color w:val="095292"/>
           <w:sz w:val="24"/>
         </w:rPr>
-        <w:t>4. Hitos y fechas orientativas (Plan 2026-2)</w:t>
+        <w:t>4. Hitos y fechas de referencia (Plan 2026-2)</w:t>
       </w:r>
     </w:p>
     <w:tbl>

--- a/Bases de Datos II/Clases/Proyecto Integrador/Enunciado Proyecto Integrador - Bases de Datos II - 2026-2.docx
+++ b/Bases de Datos II/Clases/Proyecto Integrador/Enunciado Proyecto Integrador - Bases de Datos II - 2026-2.docx
@@ -152,7 +152,7 @@
           <w:color w:val="095292"/>
           <w:sz w:val="24"/>
         </w:rPr>
-        <w:t>1. Propósito</w:t>
+        <w:t>1. Qué van a hacer</w:t>
       </w:r>
     </w:p>
     <w:p>
@@ -167,119 +167,7 @@
           <w:color w:val="2B2B2B"/>
           <w:sz w:val="22"/>
         </w:rPr>
-        <w:t>Diseñar, administrar y optimizar una base de datos relacional avanzada para VetCare DB, el sistema de la Clínica Veterinaria «Huellitas», integrando seguridad/respaldo, objetos programables (procedimientos, funciones y disparadores), optimización e integración conceptual con una aplicación externa. Hilo conductor ABPr del curso.</w:t>
-      </w:r>
-    </w:p>
-    <w:p>
-      <w:pPr>
-        <w:spacing w:after="120" w:before="0"/>
-        <w:jc w:val="left"/>
-      </w:pPr>
-      <w:r>
-        <w:rPr>
-          <w:rFonts w:ascii="Calibri" w:hAnsi="Calibri" w:eastAsia="Calibri"/>
-          <w:b w:val="0"/>
-          <w:color w:val="2B2B2B"/>
-          <w:sz w:val="22"/>
-        </w:rPr>
-        <w:t>Peso: 20% del Corte 3 (Acuerdo pedagógico). El Parcial 3 (15%) y la asistencia (5%) se evalúan por separado.</w:t>
-      </w:r>
-    </w:p>
-    <w:p>
-      <w:pPr>
-        <w:spacing w:after="160" w:before="0"/>
-        <w:jc w:val="left"/>
-        <w:shd w:val="clear" w:fill="FFF8D6"/>
-      </w:pPr>
-      <w:r>
-        <w:rPr>
-          <w:rFonts w:ascii="Calibri" w:hAnsi="Calibri" w:eastAsia="Calibri"/>
-          <w:b/>
-          <w:color w:val="2B2B2B"/>
-          <w:sz w:val="22"/>
-        </w:rPr>
-        <w:t>Modalidad del proyecto: en equipo de 4 a 5 integrantes (máximo 5).</w:t>
-      </w:r>
-      <w:r>
-        <w:rPr>
-          <w:rFonts w:ascii="Calibri" w:hAnsi="Calibri" w:eastAsia="Calibri"/>
-          <w:b w:val="0"/>
-          <w:color w:val="2B2B2B"/>
-          <w:sz w:val="22"/>
-        </w:rPr>
-        <w:t xml:space="preserve"> Este semestre el Proyecto Integrador no es individual: lo construye el equipo completo y lo sustentan todos sus integrantes. Esta regla es solo para el proyecto: talleres, quices, parciales y demás entregables mantienen la modalidad que se indique en cada uno.</w:t>
-      </w:r>
-    </w:p>
-    <w:p>
-      <w:pPr>
-        <w:spacing w:after="120" w:before="240"/>
-        <w:jc w:val="left"/>
-      </w:pPr>
-      <w:r>
-        <w:rPr>
-          <w:rFonts w:ascii="Calibri" w:hAnsi="Calibri" w:eastAsia="Calibri"/>
-          <w:b/>
-          <w:color w:val="095292"/>
-          <w:sz w:val="24"/>
-        </w:rPr>
-        <w:t>2. Contexto del cliente y dominio — VetCare DB</w:t>
-      </w:r>
-    </w:p>
-    <w:p>
-      <w:pPr>
-        <w:spacing w:after="120" w:before="0"/>
-        <w:jc w:val="left"/>
-      </w:pPr>
-      <w:r>
-        <w:rPr>
-          <w:rFonts w:ascii="Calibri" w:hAnsi="Calibri" w:eastAsia="Calibri"/>
-          <w:b w:val="0"/>
-          <w:color w:val="2B2B2B"/>
-          <w:sz w:val="22"/>
-        </w:rPr>
-        <w:t xml:space="preserve">La Clinica Veterinaria «Huellitas» atiende un alto volumen de pacientes y hoy lleva toda su gestion en carpetas de papel. La administracion reporta tres problemas: se extravian fichas de pacientes, buscar un historial en el archivo fisico genera filas en la sala de espera, y no hay metricas (no saben cuantas especies atienden al mes). Ustedes fueron contratados para resolverlo con un sistema llamado </w:t>
-      </w:r>
-      <w:r>
-        <w:rPr>
-          <w:rFonts w:ascii="Calibri" w:hAnsi="Calibri" w:eastAsia="Calibri"/>
-          <w:b/>
-          <w:color w:val="2B2B2B"/>
-          <w:sz w:val="22"/>
-        </w:rPr>
-        <w:t>VetCare</w:t>
-      </w:r>
-      <w:r>
-        <w:rPr>
-          <w:rFonts w:ascii="Calibri" w:hAnsi="Calibri" w:eastAsia="Calibri"/>
-          <w:b w:val="0"/>
-          <w:color w:val="2B2B2B"/>
-          <w:sz w:val="22"/>
-        </w:rPr>
-        <w:t>.</w:t>
-      </w:r>
-    </w:p>
-    <w:p>
-      <w:pPr>
-        <w:spacing w:after="120" w:before="0"/>
-        <w:jc w:val="left"/>
-      </w:pPr>
-      <w:r>
-        <w:rPr>
-          <w:rFonts w:ascii="Calibri" w:hAnsi="Calibri" w:eastAsia="Calibri"/>
-          <w:b/>
-          <w:color w:val="2B2B2B"/>
-          <w:sz w:val="22"/>
-        </w:rPr>
-        <w:t>Nomenclatura:</w:t>
-      </w:r>
-      <w:r>
-        <w:rPr>
-          <w:rFonts w:ascii="Calibri" w:hAnsi="Calibri" w:eastAsia="Calibri"/>
-          <w:b w:val="0"/>
-          <w:color w:val="2B2B2B"/>
-          <w:sz w:val="22"/>
-        </w:rPr>
-        <w:t xml:space="preserve"> «Huellitas» es la clínica, es decir el cliente que tiene el problema; </w:t>
+        <w:t xml:space="preserve">Construir </w:t>
       </w:r>
       <w:r>
         <w:rPr>
@@ -297,7 +185,7 @@
           <w:color w:val="2B2B2B"/>
           <w:sz w:val="22"/>
         </w:rPr>
-        <w:t xml:space="preserve"> es la base de datos que usted construye para ella. Los enunciados de los talleres en ExamLab usan estos mismos dos nombres.</w:t>
+        <w:t>, la base de datos de la Clínica Veterinaria «Huellitas»: el modelo, la seguridad y el respaldo, los objetos programables (procedimientos, funciones y disparadores), la optimización de consultas y la propuesta de cómo una aplicación la usaría. Todo en PostgreSQL. No se pide la aplicación: solo la base de datos.</w:t>
       </w:r>
     </w:p>
     <w:p>
@@ -309,11 +197,20 @@
       <w:r>
         <w:rPr>
           <w:rFonts w:ascii="Calibri" w:hAnsi="Calibri" w:eastAsia="Calibri"/>
+          <w:b w:val="0"/>
+          <w:color w:val="2B2B2B"/>
+          <w:sz w:val="22"/>
+        </w:rPr>
+        <w:t xml:space="preserve">El caso completo —las 8 entidades, las 3 reglas del negocio y los datos— está en el </w:t>
+      </w:r>
+      <w:r>
+        <w:rPr>
+          <w:rFonts w:ascii="Calibri" w:hAnsi="Calibri" w:eastAsia="Calibri"/>
           <w:b/>
           <w:color w:val="2B2B2B"/>
           <w:sz w:val="22"/>
         </w:rPr>
-        <w:t>Anexo obligatorio:</w:t>
+        <w:t>Anexo - Caso de estudio Clínica Huellitas</w:t>
       </w:r>
       <w:r>
         <w:rPr>
@@ -322,40 +219,7 @@
           <w:color w:val="2B2B2B"/>
           <w:sz w:val="22"/>
         </w:rPr>
-        <w:t xml:space="preserve"> el caso completo —perfil de la clínica, las 8 entidades, las 3 reglas de negocio, el elenco de nombres y cómo crece la base durante el semestre— está en </w:t>
-      </w:r>
-      <w:r>
-        <w:rPr>
-          <w:rFonts w:ascii="Calibri" w:hAnsi="Calibri" w:eastAsia="Calibri"/>
-          <w:b/>
-          <w:color w:val="2B2B2B"/>
-          <w:sz w:val="22"/>
-        </w:rPr>
-        <w:t>Anexo - Caso de estudio Clinica Huellitas</w:t>
-      </w:r>
-      <w:r>
-        <w:rPr>
-          <w:rFonts w:ascii="Calibri" w:hAnsi="Calibri" w:eastAsia="Calibri"/>
-          <w:b w:val="0"/>
-          <w:color w:val="2B2B2B"/>
-          <w:sz w:val="22"/>
-        </w:rPr>
-        <w:t>, en esta misma carpeta. Téngalo a mano en todas las clases: los talleres se refieren a esos datos.</w:t>
-      </w:r>
-    </w:p>
-    <w:p>
-      <w:pPr>
-        <w:spacing w:after="80" w:before="160"/>
-        <w:jc w:val="left"/>
-      </w:pPr>
-      <w:r>
-        <w:rPr>
-          <w:rFonts w:ascii="Calibri" w:hAnsi="Calibri" w:eastAsia="Calibri"/>
-          <w:b/>
-          <w:color w:val="269CCB"/>
-          <w:sz w:val="22"/>
-        </w:rPr>
-        <w:t>Qué le toca a Bases de Datos II</w:t>
+        <w:t>, en esta misma carpeta.</w:t>
       </w:r>
     </w:p>
     <w:p>
@@ -370,70 +234,7 @@
           <w:color w:val="2B2B2B"/>
           <w:sz w:val="22"/>
         </w:rPr>
-        <w:t xml:space="preserve">Usted modela y opera la </w:t>
-      </w:r>
-      <w:r>
-        <w:rPr>
-          <w:rFonts w:ascii="Calibri" w:hAnsi="Calibri" w:eastAsia="Calibri"/>
-          <w:b/>
-          <w:color w:val="2B2B2B"/>
-          <w:sz w:val="22"/>
-        </w:rPr>
-        <w:t>capa de datos</w:t>
-      </w:r>
-      <w:r>
-        <w:rPr>
-          <w:rFonts w:ascii="Calibri" w:hAnsi="Calibri" w:eastAsia="Calibri"/>
-          <w:b w:val="0"/>
-          <w:color w:val="2B2B2B"/>
-          <w:sz w:val="22"/>
-        </w:rPr>
-        <w:t xml:space="preserve"> de VetCare: mascotas, dueños, veterinarios, citas, historial clínico, insumos/medicamentos y facturación básica. No se exige la aplicación ni la interfaz gráfica: eso es el alcance de Programación II sobre el mismo cliente.</w:t>
-      </w:r>
-    </w:p>
-    <w:p>
-      <w:pPr>
-        <w:pStyle w:val="ListBullet"/>
-        <w:spacing w:after="40"/>
-      </w:pPr>
-      <w:r>
-        <w:rPr>
-          <w:rFonts w:ascii="Calibri" w:hAnsi="Calibri" w:eastAsia="Calibri"/>
-          <w:b w:val="0"/>
-          <w:color w:val="2B2B2B"/>
-          <w:sz w:val="22"/>
-        </w:rPr>
-        <w:t>Entidades mínimas sugeridas: Dueño, Mascota, Veterinario, Cita, Consulta/Historial, Insumo/Medicamento, DetalleFactura (ajuste el modelo con justificación).</w:t>
-      </w:r>
-    </w:p>
-    <w:p>
-      <w:pPr>
-        <w:pStyle w:val="ListBullet"/>
-        <w:spacing w:after="40"/>
-      </w:pPr>
-      <w:r>
-        <w:rPr>
-          <w:rFonts w:ascii="Calibri" w:hAnsi="Calibri" w:eastAsia="Calibri"/>
-          <w:b w:val="0"/>
-          <w:color w:val="2B2B2B"/>
-          <w:sz w:val="22"/>
-        </w:rPr>
-        <w:t>Reglas de negocio: no citar mascotas inactivas; stock de insumos no negativo; auditoría de cambios sensibles (precios, cancelaciones).</w:t>
-      </w:r>
-    </w:p>
-    <w:p>
-      <w:pPr>
-        <w:pStyle w:val="ListBullet"/>
-        <w:spacing w:after="40"/>
-      </w:pPr>
-      <w:r>
-        <w:rPr>
-          <w:rFonts w:ascii="Calibri" w:hAnsi="Calibri" w:eastAsia="Calibri"/>
-          <w:b w:val="0"/>
-          <w:color w:val="2B2B2B"/>
-          <w:sz w:val="22"/>
-        </w:rPr>
-        <w:t>Puede ampliar el dominio con 1–2 módulos propios si mantiene coherencia.</w:t>
+        <w:t>Vale el 20% del Corte 3.</w:t>
       </w:r>
     </w:p>
     <w:p>
@@ -448,13 +249,14 @@
           <w:color w:val="095292"/>
           <w:sz w:val="24"/>
         </w:rPr>
-        <w:t>3. Entregables obligatorios</w:t>
+        <w:t>2. Qué se entrega</w:t>
       </w:r>
     </w:p>
     <w:p>
       <w:pPr>
-        <w:pStyle w:val="ListBullet"/>
-        <w:spacing w:after="40"/>
+        <w:spacing w:after="120" w:before="0"/>
+        <w:jc w:val="left"/>
+        <w:shd w:val="clear" w:fill="E8F4FA"/>
       </w:pPr>
       <w:r>
         <w:rPr>
@@ -463,14 +265,17 @@
           <w:color w:val="2B2B2B"/>
           <w:sz w:val="22"/>
         </w:rPr>
-        <w:t>Modelo de datos: diagrama ER (draw.io / diagrams.net o Excalidraw) + script DDL.</w:t>
+        <w:t xml:space="preserve">Un solo archivo .zip con esta forma. La carpeta </w:t>
       </w:r>
-    </w:p>
-    <w:p>
-      <w:pPr>
-        <w:pStyle w:val="ListBullet"/>
-        <w:spacing w:after="40"/>
-      </w:pPr>
+      <w:r>
+        <w:rPr>
+          <w:rFonts w:ascii="Calibri" w:hAnsi="Calibri" w:eastAsia="Calibri"/>
+          <w:b/>
+          <w:color w:val="2B2B2B"/>
+          <w:sz w:val="22"/>
+        </w:rPr>
+        <w:t>«Plantilla de entrega»</w:t>
+      </w:r>
       <w:r>
         <w:rPr>
           <w:rFonts w:ascii="Calibri" w:hAnsi="Calibri" w:eastAsia="Calibri"/>
@@ -478,115 +283,180 @@
           <w:color w:val="2B2B2B"/>
           <w:sz w:val="22"/>
         </w:rPr>
-        <w:t>Administración y seguridad: roles/usuarios (o plan de privilegios), política de respaldo/recuperación documentada.</w:t>
+        <w:t>, en esta misma carpeta, ya la trae armada: descárguenla, llénenla siguiendo sus INSTRUCCIONES y comprímanla.</w:t>
       </w:r>
     </w:p>
     <w:p>
       <w:pPr>
-        <w:pStyle w:val="ListBullet"/>
-        <w:spacing w:after="40"/>
+        <w:spacing w:after="0" w:before="0"/>
+        <w:shd w:val="clear" w:fill="F4F6F8"/>
       </w:pPr>
       <w:r>
         <w:rPr>
-          <w:rFonts w:ascii="Calibri" w:hAnsi="Calibri" w:eastAsia="Calibri"/>
+          <w:rFonts w:ascii="Consolas" w:hAnsi="Consolas" w:eastAsia="Consolas"/>
           <w:b w:val="0"/>
           <w:color w:val="2B2B2B"/>
-          <w:sz w:val="22"/>
+          <w:sz w:val="19"/>
         </w:rPr>
-        <w:t>Objetos programables: ≥2 procedimientos, ≥1 función, ≥2 disparadores con casos de prueba.</w:t>
+        <w:t xml:space="preserve">Equipo &lt;nombre&gt;.zip                 </w:t>
       </w:r>
     </w:p>
     <w:p>
       <w:pPr>
-        <w:pStyle w:val="ListBullet"/>
-        <w:spacing w:after="40"/>
+        <w:spacing w:after="0" w:before="0"/>
+        <w:shd w:val="clear" w:fill="F4F6F8"/>
       </w:pPr>
       <w:r>
         <w:rPr>
-          <w:rFonts w:ascii="Calibri" w:hAnsi="Calibri" w:eastAsia="Calibri"/>
+          <w:rFonts w:ascii="Consolas" w:hAnsi="Consolas" w:eastAsia="Consolas"/>
           <w:b w:val="0"/>
           <w:color w:val="2B2B2B"/>
-          <w:sz w:val="22"/>
+          <w:sz w:val="19"/>
         </w:rPr>
-        <w:t>Optimización: ≥2 consultas «antes/después» con justificación de índices o reescritura.</w:t>
+        <w:t>├── Informe.docx                    ← el informe, con las secciones de la plantilla</w:t>
       </w:r>
     </w:p>
     <w:p>
       <w:pPr>
-        <w:pStyle w:val="ListBullet"/>
-        <w:spacing w:after="40"/>
+        <w:spacing w:after="0" w:before="0"/>
+        <w:shd w:val="clear" w:fill="F4F6F8"/>
       </w:pPr>
       <w:r>
         <w:rPr>
-          <w:rFonts w:ascii="Calibri" w:hAnsi="Calibri" w:eastAsia="Calibri"/>
+          <w:rFonts w:ascii="Consolas" w:hAnsi="Consolas" w:eastAsia="Consolas"/>
           <w:b w:val="0"/>
           <w:color w:val="2B2B2B"/>
-          <w:sz w:val="22"/>
+          <w:sz w:val="19"/>
         </w:rPr>
-        <w:t>Integración: propuesta de cómo una app (API/cliente) consumiría la BD (contrato de operaciones + ejemplo SQL o pseudocódigo de llamada a procedimientos).</w:t>
+        <w:t xml:space="preserve">├── diagrama/                       </w:t>
       </w:r>
     </w:p>
     <w:p>
       <w:pPr>
-        <w:pStyle w:val="ListBullet"/>
-        <w:spacing w:after="40"/>
+        <w:spacing w:after="0" w:before="0"/>
+        <w:shd w:val="clear" w:fill="F4F6F8"/>
       </w:pPr>
       <w:r>
         <w:rPr>
-          <w:rFonts w:ascii="Calibri" w:hAnsi="Calibri" w:eastAsia="Calibri"/>
+          <w:rFonts w:ascii="Consolas" w:hAnsi="Consolas" w:eastAsia="Consolas"/>
           <w:b w:val="0"/>
           <w:color w:val="2B2B2B"/>
-          <w:sz w:val="22"/>
+          <w:sz w:val="19"/>
         </w:rPr>
-        <w:t>Informe breve (PDF o DOCX) + carpeta de scripts SQL + diagrama exportado (PNG/SVG), todo dentro del .zip de la entrega (sección 9).</w:t>
+        <w:t>│   └── Diagrama ER.png             ← el modelo: el mismo que crea el DDL</w:t>
       </w:r>
     </w:p>
     <w:p>
       <w:pPr>
-        <w:pStyle w:val="ListBullet"/>
-        <w:spacing w:after="40"/>
+        <w:spacing w:after="0" w:before="0"/>
+        <w:shd w:val="clear" w:fill="F4F6F8"/>
       </w:pPr>
       <w:r>
         <w:rPr>
-          <w:rFonts w:ascii="Calibri" w:hAnsi="Calibri" w:eastAsia="Calibri"/>
+          <w:rFonts w:ascii="Consolas" w:hAnsi="Consolas" w:eastAsia="Consolas"/>
           <w:b w:val="0"/>
           <w:color w:val="2B2B2B"/>
-          <w:sz w:val="22"/>
+          <w:sz w:val="19"/>
         </w:rPr>
-        <w:t>Sustentación en vivo en la última clase: 15 minutos de exposición + 5 minutos de preguntas por equipo (turno de 20 minutos); hablan todos los integrantes.</w:t>
+        <w:t>├── scripts/                        ← corren en PostgreSQL tal cual, en orden</w:t>
       </w:r>
     </w:p>
     <w:p>
       <w:pPr>
-        <w:spacing w:after="120" w:before="240"/>
-        <w:jc w:val="left"/>
+        <w:spacing w:after="0" w:before="0"/>
+        <w:shd w:val="clear" w:fill="F4F6F8"/>
       </w:pPr>
       <w:r>
         <w:rPr>
-          <w:rFonts w:ascii="Calibri" w:hAnsi="Calibri" w:eastAsia="Calibri"/>
-          <w:b/>
-          <w:color w:val="095292"/>
-          <w:sz w:val="24"/>
+          <w:rFonts w:ascii="Consolas" w:hAnsi="Consolas" w:eastAsia="Consolas"/>
+          <w:b w:val="0"/>
+          <w:color w:val="2B2B2B"/>
+          <w:sz w:val="19"/>
         </w:rPr>
-        <w:t>4. Hitos y fechas de referencia (Plan 2026-2)</w:t>
+        <w:t>│   ├── 01_ddl.sql                  ← tablas, llaves y restricciones</w:t>
       </w:r>
+    </w:p>
+    <w:p>
+      <w:pPr>
+        <w:spacing w:after="0" w:before="0"/>
+        <w:shd w:val="clear" w:fill="F4F6F8"/>
+      </w:pPr>
+      <w:r>
+        <w:rPr>
+          <w:rFonts w:ascii="Consolas" w:hAnsi="Consolas" w:eastAsia="Consolas"/>
+          <w:b w:val="0"/>
+          <w:color w:val="2B2B2B"/>
+          <w:sz w:val="19"/>
+        </w:rPr>
+        <w:t>│   ├── 02_roles_y_privilegios.sql  ← roles, GRANT y REVOKE</w:t>
+      </w:r>
+    </w:p>
+    <w:p>
+      <w:pPr>
+        <w:spacing w:after="0" w:before="0"/>
+        <w:shd w:val="clear" w:fill="F4F6F8"/>
+      </w:pPr>
+      <w:r>
+        <w:rPr>
+          <w:rFonts w:ascii="Consolas" w:hAnsi="Consolas" w:eastAsia="Consolas"/>
+          <w:b w:val="0"/>
+          <w:color w:val="2B2B2B"/>
+          <w:sz w:val="19"/>
+        </w:rPr>
+        <w:t>│   ├── 03_programables.sql         ← procedimientos, funciones, disparadores y pruebas</w:t>
+      </w:r>
+    </w:p>
+    <w:p>
+      <w:pPr>
+        <w:spacing w:after="0" w:before="0"/>
+        <w:shd w:val="clear" w:fill="F4F6F8"/>
+      </w:pPr>
+      <w:r>
+        <w:rPr>
+          <w:rFonts w:ascii="Consolas" w:hAnsi="Consolas" w:eastAsia="Consolas"/>
+          <w:b w:val="0"/>
+          <w:color w:val="2B2B2B"/>
+          <w:sz w:val="19"/>
+        </w:rPr>
+        <w:t>│   └── 04_optimizacion.sql         ← consultas antes y después</w:t>
+      </w:r>
+    </w:p>
+    <w:p>
+      <w:pPr>
+        <w:spacing w:after="0" w:before="0"/>
+        <w:shd w:val="clear" w:fill="F4F6F8"/>
+      </w:pPr>
+      <w:r>
+        <w:rPr>
+          <w:rFonts w:ascii="Consolas" w:hAnsi="Consolas" w:eastAsia="Consolas"/>
+          <w:b w:val="0"/>
+          <w:color w:val="2B2B2B"/>
+          <w:sz w:val="19"/>
+        </w:rPr>
+        <w:t>└── capturas/                       ← la salida de cada script y de cada prueba</w:t>
+      </w:r>
+    </w:p>
+    <w:p>
+      <w:pPr>
+        <w:spacing w:after="80" w:before="0"/>
+        <w:jc w:val="left"/>
+      </w:pPr>
     </w:p>
     <w:tbl>
       <w:tblPr>
         <w:tblStyle w:val="TableGrid"/>
         <w:tblW w:type="auto" w:w="0"/>
+        <w:tblLayout w:type="fixed"/>
         <w:tblLook w:firstColumn="1" w:firstRow="1" w:lastColumn="0" w:lastRow="0" w:noHBand="0" w:noVBand="1" w:val="04A0"/>
       </w:tblPr>
       <w:tblGrid>
-        <w:gridCol w:w="2448"/>
-        <w:gridCol w:w="2448"/>
-        <w:gridCol w:w="2448"/>
-        <w:gridCol w:w="2448"/>
+        <w:gridCol w:w="4896"/>
+        <w:gridCol w:w="4896"/>
       </w:tblGrid>
       <w:tr>
         <w:tc>
           <w:tcPr>
-            <w:tcW w:type="dxa" w:w="2448"/>
+            <w:tcW w:type="dxa" w:w="2736"/>
             <w:shd w:val="clear" w:fill="095292"/>
           </w:tcPr>
           <w:p>
@@ -598,13 +468,13 @@
                 <w:color w:val="FFFFFF"/>
                 <w:sz w:val="20"/>
               </w:rPr>
-              <w:t>Hito</w:t>
+              <w:t>Pieza</w:t>
             </w:r>
           </w:p>
         </w:tc>
         <w:tc>
           <w:tcPr>
-            <w:tcW w:type="dxa" w:w="2448"/>
+            <w:tcW w:type="dxa" w:w="7056"/>
             <w:shd w:val="clear" w:fill="095292"/>
           </w:tcPr>
           <w:p>
@@ -616,43 +486,7 @@
                 <w:color w:val="FFFFFF"/>
                 <w:sz w:val="20"/>
               </w:rPr>
-              <w:t>Sesión</w:t>
-            </w:r>
-          </w:p>
-        </w:tc>
-        <w:tc>
-          <w:tcPr>
-            <w:tcW w:type="dxa" w:w="2448"/>
-            <w:shd w:val="clear" w:fill="095292"/>
-          </w:tcPr>
-          <w:p>
-            <w:r/>
-            <w:r>
-              <w:rPr>
-                <w:rFonts w:ascii="Calibri" w:hAnsi="Calibri" w:eastAsia="Calibri"/>
-                <w:b/>
-                <w:color w:val="FFFFFF"/>
-                <w:sz w:val="20"/>
-              </w:rPr>
-              <w:t>Fecha</w:t>
-            </w:r>
-          </w:p>
-        </w:tc>
-        <w:tc>
-          <w:tcPr>
-            <w:tcW w:type="dxa" w:w="2448"/>
-            <w:shd w:val="clear" w:fill="095292"/>
-          </w:tcPr>
-          <w:p>
-            <w:r/>
-            <w:r>
-              <w:rPr>
-                <w:rFonts w:ascii="Calibri" w:hAnsi="Calibri" w:eastAsia="Calibri"/>
-                <w:b/>
-                <w:color w:val="FFFFFF"/>
-                <w:sz w:val="20"/>
-              </w:rPr>
-              <w:t>Qué entregar / hacer</w:t>
+              <w:t>Qué tiene que tener</w:t>
             </w:r>
           </w:p>
         </w:tc>
@@ -660,7 +494,7 @@
       <w:tr>
         <w:tc>
           <w:tcPr>
-            <w:tcW w:type="dxa" w:w="2448"/>
+            <w:tcW w:type="dxa" w:w="2736"/>
           </w:tcPr>
           <w:p>
             <w:r/>
@@ -671,13 +505,13 @@
                 <w:color w:val="2B2B2B"/>
                 <w:sz w:val="20"/>
               </w:rPr>
-              <w:t>Arranque (opcional)</w:t>
+              <w:t>Informe.docx</w:t>
             </w:r>
           </w:p>
         </w:tc>
         <w:tc>
           <w:tcPr>
-            <w:tcW w:type="dxa" w:w="2448"/>
+            <w:tcW w:type="dxa" w:w="7056"/>
           </w:tcPr>
           <w:p>
             <w:r/>
@@ -688,41 +522,7 @@
                 <w:color w:val="2B2B2B"/>
                 <w:sz w:val="20"/>
               </w:rPr>
-              <w:t>Sesiones 1–5</w:t>
-            </w:r>
-          </w:p>
-        </w:tc>
-        <w:tc>
-          <w:tcPr>
-            <w:tcW w:type="dxa" w:w="2448"/>
-          </w:tcPr>
-          <w:p>
-            <w:r/>
-            <w:r>
-              <w:rPr>
-                <w:rFonts w:ascii="Calibri" w:hAnsi="Calibri" w:eastAsia="Calibri"/>
-                <w:b w:val="0"/>
-                <w:color w:val="2B2B2B"/>
-                <w:sz w:val="20"/>
-              </w:rPr>
-              <w:t>ago–sep</w:t>
-            </w:r>
-          </w:p>
-        </w:tc>
-        <w:tc>
-          <w:tcPr>
-            <w:tcW w:type="dxa" w:w="2448"/>
-          </w:tcPr>
-          <w:p>
-            <w:r/>
-            <w:r>
-              <w:rPr>
-                <w:rFonts w:ascii="Calibri" w:hAnsi="Calibri" w:eastAsia="Calibri"/>
-                <w:b w:val="0"/>
-                <w:color w:val="2B2B2B"/>
-                <w:sz w:val="20"/>
-              </w:rPr>
-              <w:t>Definir dominio, borrador ER y alcance</w:t>
+              <w:t>Las secciones de la plantilla: portada con integrantes, modelo, seguridad y respaldo (con el plan de respaldo y recuperación), objetos programables, optimización, integración app ↔ BD y cómo correr los scripts.</w:t>
             </w:r>
           </w:p>
         </w:tc>
@@ -730,7 +530,7 @@
       <w:tr>
         <w:tc>
           <w:tcPr>
-            <w:tcW w:type="dxa" w:w="2448"/>
+            <w:tcW w:type="dxa" w:w="2736"/>
             <w:shd w:val="clear" w:fill="F2F2F2"/>
           </w:tcPr>
           <w:p>
@@ -742,13 +542,13 @@
                 <w:color w:val="2B2B2B"/>
                 <w:sz w:val="20"/>
               </w:rPr>
-              <w:t>Construcción</w:t>
+              <w:t>Diagrama ER.png</w:t>
             </w:r>
           </w:p>
         </w:tc>
         <w:tc>
           <w:tcPr>
-            <w:tcW w:type="dxa" w:w="2448"/>
+            <w:tcW w:type="dxa" w:w="7056"/>
             <w:shd w:val="clear" w:fill="F2F2F2"/>
           </w:tcPr>
           <w:p>
@@ -760,13 +560,51 @@
                 <w:color w:val="2B2B2B"/>
                 <w:sz w:val="20"/>
               </w:rPr>
-              <w:t>Sesiones 6–9</w:t>
+              <w:t>Las entidades del caso Huellitas (ver el anexo), con sus llaves y cardinalidades. Coincide con el DDL.</w:t>
+            </w:r>
+          </w:p>
+        </w:tc>
+      </w:tr>
+      <w:tr>
+        <w:tc>
+          <w:tcPr>
+            <w:tcW w:type="dxa" w:w="2736"/>
+          </w:tcPr>
+          <w:p>
+            <w:r/>
+            <w:r>
+              <w:rPr>
+                <w:rFonts w:ascii="Calibri" w:hAnsi="Calibri" w:eastAsia="Calibri"/>
+                <w:b w:val="0"/>
+                <w:color w:val="2B2B2B"/>
+                <w:sz w:val="20"/>
+              </w:rPr>
+              <w:t>01_ddl.sql</w:t>
             </w:r>
           </w:p>
         </w:tc>
         <w:tc>
           <w:tcPr>
-            <w:tcW w:type="dxa" w:w="2448"/>
+            <w:tcW w:type="dxa" w:w="7056"/>
+          </w:tcPr>
+          <w:p>
+            <w:r/>
+            <w:r>
+              <w:rPr>
+                <w:rFonts w:ascii="Calibri" w:hAnsi="Calibri" w:eastAsia="Calibri"/>
+                <w:b w:val="0"/>
+                <w:color w:val="2B2B2B"/>
+                <w:sz w:val="20"/>
+              </w:rPr>
+              <w:t>Todas las tablas, con llaves primarias y foráneas y las restricciones de las reglas del negocio.</w:t>
+            </w:r>
+          </w:p>
+        </w:tc>
+      </w:tr>
+      <w:tr>
+        <w:tc>
+          <w:tcPr>
+            <w:tcW w:type="dxa" w:w="2736"/>
             <w:shd w:val="clear" w:fill="F2F2F2"/>
           </w:tcPr>
           <w:p>
@@ -778,13 +616,13 @@
                 <w:color w:val="2B2B2B"/>
                 <w:sz w:val="20"/>
               </w:rPr>
-              <w:t>sep–oct</w:t>
+              <w:t>02_roles_y_privilegios.sql</w:t>
             </w:r>
           </w:p>
         </w:tc>
         <w:tc>
           <w:tcPr>
-            <w:tcW w:type="dxa" w:w="2448"/>
+            <w:tcW w:type="dxa" w:w="7056"/>
             <w:shd w:val="clear" w:fill="F2F2F2"/>
           </w:tcPr>
           <w:p>
@@ -796,7 +634,7 @@
                 <w:color w:val="2B2B2B"/>
                 <w:sz w:val="20"/>
               </w:rPr>
-              <w:t>DDL, seguridad, procs/triggers, tuning</w:t>
+              <w:t>Al menos 2 roles con privilegios distintos.</w:t>
             </w:r>
           </w:p>
         </w:tc>
@@ -804,7 +642,7 @@
       <w:tr>
         <w:tc>
           <w:tcPr>
-            <w:tcW w:type="dxa" w:w="2448"/>
+            <w:tcW w:type="dxa" w:w="2736"/>
           </w:tcPr>
           <w:p>
             <w:r/>
@@ -815,13 +653,13 @@
                 <w:color w:val="2B2B2B"/>
                 <w:sz w:val="20"/>
               </w:rPr>
-              <w:t>Avance PI + integración</w:t>
+              <w:t>03_programables.sql</w:t>
             </w:r>
           </w:p>
         </w:tc>
         <w:tc>
           <w:tcPr>
-            <w:tcW w:type="dxa" w:w="2448"/>
+            <w:tcW w:type="dxa" w:w="7056"/>
           </w:tcPr>
           <w:p>
             <w:r/>
@@ -832,41 +670,7 @@
                 <w:color w:val="2B2B2B"/>
                 <w:sz w:val="20"/>
               </w:rPr>
-              <w:t>Sesión 10 (doble · Clases 11+12)</w:t>
-            </w:r>
-          </w:p>
-        </w:tc>
-        <w:tc>
-          <w:tcPr>
-            <w:tcW w:type="dxa" w:w="2448"/>
-          </w:tcPr>
-          <w:p>
-            <w:r/>
-            <w:r>
-              <w:rPr>
-                <w:rFonts w:ascii="Calibri" w:hAnsi="Calibri" w:eastAsia="Calibri"/>
-                <w:b w:val="0"/>
-                <w:color w:val="2B2B2B"/>
-                <w:sz w:val="20"/>
-              </w:rPr>
-              <w:t>26/10/2026</w:t>
-            </w:r>
-          </w:p>
-        </w:tc>
-        <w:tc>
-          <w:tcPr>
-            <w:tcW w:type="dxa" w:w="2448"/>
-          </w:tcPr>
-          <w:p>
-            <w:r/>
-            <w:r>
-              <w:rPr>
-                <w:rFonts w:ascii="Calibri" w:hAnsi="Calibri" w:eastAsia="Calibri"/>
-                <w:b w:val="0"/>
-                <w:color w:val="2B2B2B"/>
-                <w:sz w:val="20"/>
-              </w:rPr>
-              <w:t>Demo parcial + checklist · contrato app ↔ BD y pruebas (cierre: domingo 01/11, 11:59 p. m.)</w:t>
+              <w:t>Al menos 2 procedimientos, 1 función y 2 disparadores, cada uno con su caso de prueba.</w:t>
             </w:r>
           </w:p>
         </w:tc>
@@ -874,7 +678,7 @@
       <w:tr>
         <w:tc>
           <w:tcPr>
-            <w:tcW w:type="dxa" w:w="2448"/>
+            <w:tcW w:type="dxa" w:w="2736"/>
             <w:shd w:val="clear" w:fill="F2F2F2"/>
           </w:tcPr>
           <w:p>
@@ -886,13 +690,13 @@
                 <w:color w:val="2B2B2B"/>
                 <w:sz w:val="20"/>
               </w:rPr>
-              <w:t>Casos reales</w:t>
+              <w:t>04_optimizacion.sql</w:t>
             </w:r>
           </w:p>
         </w:tc>
         <w:tc>
           <w:tcPr>
-            <w:tcW w:type="dxa" w:w="2448"/>
+            <w:tcW w:type="dxa" w:w="7056"/>
             <w:shd w:val="clear" w:fill="F2F2F2"/>
           </w:tcPr>
           <w:p>
@@ -904,14 +708,15 @@
                 <w:color w:val="2B2B2B"/>
                 <w:sz w:val="20"/>
               </w:rPr>
-              <w:t>Sesión 11 (autónoma · Clase 13)</w:t>
+              <w:t>Al menos 2 consultas con su EXPLAIN antes y después, y el índice o la reescritura que las mejora.</w:t>
             </w:r>
           </w:p>
         </w:tc>
+      </w:tr>
+      <w:tr>
         <w:tc>
           <w:tcPr>
-            <w:tcW w:type="dxa" w:w="2448"/>
-            <w:shd w:val="clear" w:fill="F2F2F2"/>
+            <w:tcW w:type="dxa" w:w="2736"/>
           </w:tcPr>
           <w:p>
             <w:r/>
@@ -922,14 +727,13 @@
                 <w:color w:val="2B2B2B"/>
                 <w:sz w:val="20"/>
               </w:rPr>
-              <w:t>02/11/2026</w:t>
+              <w:t>capturas/</w:t>
             </w:r>
           </w:p>
         </w:tc>
         <w:tc>
           <w:tcPr>
-            <w:tcW w:type="dxa" w:w="2448"/>
-            <w:shd w:val="clear" w:fill="F2F2F2"/>
+            <w:tcW w:type="dxa" w:w="7056"/>
           </w:tcPr>
           <w:p>
             <w:r/>
@@ -940,728 +744,7 @@
                 <w:color w:val="2B2B2B"/>
                 <w:sz w:val="20"/>
               </w:rPr>
-              <w:t>Aplicar el análisis de casos al PI (cierre: domingo 08/11, 11:59 p. m.)</w:t>
-            </w:r>
-          </w:p>
-        </w:tc>
-      </w:tr>
-      <w:tr>
-        <w:tc>
-          <w:tcPr>
-            <w:tcW w:type="dxa" w:w="2448"/>
-          </w:tcPr>
-          <w:p>
-            <w:r/>
-            <w:r>
-              <w:rPr>
-                <w:rFonts w:ascii="Calibri" w:hAnsi="Calibri" w:eastAsia="Calibri"/>
-                <w:b w:val="0"/>
-                <w:color w:val="2B2B2B"/>
-                <w:sz w:val="20"/>
-              </w:rPr>
-              <w:t>Parcial 3</w:t>
-            </w:r>
-          </w:p>
-        </w:tc>
-        <w:tc>
-          <w:tcPr>
-            <w:tcW w:type="dxa" w:w="2448"/>
-          </w:tcPr>
-          <w:p>
-            <w:r/>
-            <w:r>
-              <w:rPr>
-                <w:rFonts w:ascii="Calibri" w:hAnsi="Calibri" w:eastAsia="Calibri"/>
-                <w:b w:val="0"/>
-                <w:color w:val="2B2B2B"/>
-                <w:sz w:val="20"/>
-              </w:rPr>
-              <w:t>Sesión 12 (Clase 14)</w:t>
-            </w:r>
-          </w:p>
-        </w:tc>
-        <w:tc>
-          <w:tcPr>
-            <w:tcW w:type="dxa" w:w="2448"/>
-          </w:tcPr>
-          <w:p>
-            <w:r/>
-            <w:r>
-              <w:rPr>
-                <w:rFonts w:ascii="Calibri" w:hAnsi="Calibri" w:eastAsia="Calibri"/>
-                <w:b w:val="0"/>
-                <w:color w:val="2B2B2B"/>
-                <w:sz w:val="20"/>
-              </w:rPr>
-              <w:t>09/11/2026</w:t>
-            </w:r>
-          </w:p>
-        </w:tc>
-        <w:tc>
-          <w:tcPr>
-            <w:tcW w:type="dxa" w:w="2448"/>
-          </w:tcPr>
-          <w:p>
-            <w:r/>
-            <w:r>
-              <w:rPr>
-                <w:rFonts w:ascii="Calibri" w:hAnsi="Calibri" w:eastAsia="Calibri"/>
-                <w:b w:val="0"/>
-                <w:color w:val="2B2B2B"/>
-                <w:sz w:val="20"/>
-              </w:rPr>
-              <w:t>Día de parcial = solo evaluación (virtual síncrona por Meet); el ensayo y la preparación fueron en la Sesión 10 (Clase 12)</w:t>
-            </w:r>
-          </w:p>
-        </w:tc>
-      </w:tr>
-      <w:tr>
-        <w:tc>
-          <w:tcPr>
-            <w:tcW w:type="dxa" w:w="2448"/>
-            <w:shd w:val="clear" w:fill="F2F2F2"/>
-          </w:tcPr>
-          <w:p>
-            <w:r/>
-            <w:r>
-              <w:rPr>
-                <w:rFonts w:ascii="Calibri" w:hAnsi="Calibri" w:eastAsia="Calibri"/>
-                <w:b w:val="0"/>
-                <w:color w:val="2B2B2B"/>
-                <w:sz w:val="20"/>
-              </w:rPr>
-              <w:t>Entrega final del PI</w:t>
-            </w:r>
-          </w:p>
-        </w:tc>
-        <w:tc>
-          <w:tcPr>
-            <w:tcW w:type="dxa" w:w="2448"/>
-            <w:shd w:val="clear" w:fill="F2F2F2"/>
-          </w:tcPr>
-          <w:p>
-            <w:r/>
-            <w:r>
-              <w:rPr>
-                <w:rFonts w:ascii="Calibri" w:hAnsi="Calibri" w:eastAsia="Calibri"/>
-                <w:b w:val="0"/>
-                <w:color w:val="2B2B2B"/>
-                <w:sz w:val="20"/>
-              </w:rPr>
-              <w:t>—</w:t>
-            </w:r>
-          </w:p>
-        </w:tc>
-        <w:tc>
-          <w:tcPr>
-            <w:tcW w:type="dxa" w:w="2448"/>
-            <w:shd w:val="clear" w:fill="F2F2F2"/>
-          </w:tcPr>
-          <w:p>
-            <w:r/>
-            <w:r>
-              <w:rPr>
-                <w:rFonts w:ascii="Calibri" w:hAnsi="Calibri" w:eastAsia="Calibri"/>
-                <w:b w:val="0"/>
-                <w:color w:val="2B2B2B"/>
-                <w:sz w:val="20"/>
-              </w:rPr>
-              <w:t>15/11/2026</w:t>
-            </w:r>
-          </w:p>
-        </w:tc>
-        <w:tc>
-          <w:tcPr>
-            <w:tcW w:type="dxa" w:w="2448"/>
-            <w:shd w:val="clear" w:fill="F2F2F2"/>
-          </w:tcPr>
-          <w:p>
-            <w:r/>
-            <w:r>
-              <w:rPr>
-                <w:rFonts w:ascii="Calibri" w:hAnsi="Calibri" w:eastAsia="Calibri"/>
-                <w:b w:val="0"/>
-                <w:color w:val="2B2B2B"/>
-                <w:sz w:val="20"/>
-              </w:rPr>
-              <w:t>Plazo único en ExamLab: domingo, 11:59 p. m. Un .zip + el enlace al repositorio o a la carpeta de Drive</w:t>
-            </w:r>
-          </w:p>
-        </w:tc>
-      </w:tr>
-      <w:tr>
-        <w:tc>
-          <w:tcPr>
-            <w:tcW w:type="dxa" w:w="2448"/>
-          </w:tcPr>
-          <w:p>
-            <w:r/>
-            <w:r>
-              <w:rPr>
-                <w:rFonts w:ascii="Calibri" w:hAnsi="Calibri" w:eastAsia="Calibri"/>
-                <w:b w:val="0"/>
-                <w:color w:val="2B2B2B"/>
-                <w:sz w:val="20"/>
-              </w:rPr>
-              <w:t>Sustentación / cierre</w:t>
-            </w:r>
-          </w:p>
-        </w:tc>
-        <w:tc>
-          <w:tcPr>
-            <w:tcW w:type="dxa" w:w="2448"/>
-          </w:tcPr>
-          <w:p>
-            <w:r/>
-            <w:r>
-              <w:rPr>
-                <w:rFonts w:ascii="Calibri" w:hAnsi="Calibri" w:eastAsia="Calibri"/>
-                <w:b w:val="0"/>
-                <w:color w:val="2B2B2B"/>
-                <w:sz w:val="20"/>
-              </w:rPr>
-              <w:t>Sesión 13 (Clase 15)</w:t>
-            </w:r>
-          </w:p>
-        </w:tc>
-        <w:tc>
-          <w:tcPr>
-            <w:tcW w:type="dxa" w:w="2448"/>
-          </w:tcPr>
-          <w:p>
-            <w:r/>
-            <w:r>
-              <w:rPr>
-                <w:rFonts w:ascii="Calibri" w:hAnsi="Calibri" w:eastAsia="Calibri"/>
-                <w:b w:val="0"/>
-                <w:color w:val="2B2B2B"/>
-                <w:sz w:val="20"/>
-              </w:rPr>
-              <w:t>16/11/2026</w:t>
-            </w:r>
-          </w:p>
-        </w:tc>
-        <w:tc>
-          <w:tcPr>
-            <w:tcW w:type="dxa" w:w="2448"/>
-          </w:tcPr>
-          <w:p>
-            <w:r/>
-            <w:r>
-              <w:rPr>
-                <w:rFonts w:ascii="Calibri" w:hAnsi="Calibri" w:eastAsia="Calibri"/>
-                <w:b w:val="0"/>
-                <w:color w:val="2B2B2B"/>
-                <w:sz w:val="20"/>
-              </w:rPr>
-              <w:t>Defensa en vivo del PI (15 min + 5 de preguntas) + cierre del curso</w:t>
-            </w:r>
-          </w:p>
-        </w:tc>
-      </w:tr>
-    </w:tbl>
-    <w:p>
-      <w:pPr>
-        <w:spacing w:after="80" w:before="0"/>
-        <w:jc w:val="left"/>
-      </w:pPr>
-    </w:p>
-    <w:p>
-      <w:pPr>
-        <w:spacing w:after="120" w:before="0"/>
-        <w:jc w:val="left"/>
-      </w:pPr>
-      <w:r>
-        <w:rPr>
-          <w:rFonts w:ascii="Calibri" w:hAnsi="Calibri" w:eastAsia="Calibri"/>
-          <w:b w:val="0"/>
-          <w:color w:val="2B2B2B"/>
-          <w:sz w:val="22"/>
-        </w:rPr>
-        <w:t>Nota: la sesión 13 (16/11) cae en festivo, pero por decisión docente es la sesión de sustentaciones: no es autónoma y no es parcial. El Parcial 3 es el 09/11 (sesión 12 · material Clase 14). El paquete final se sube a ExamLab a más tardar el domingo 15/11, 11:59 p. m.; el 16/11 solo se defiende.</w:t>
-      </w:r>
-    </w:p>
-    <w:p>
-      <w:pPr>
-        <w:spacing w:after="120" w:before="240"/>
-        <w:jc w:val="left"/>
-      </w:pPr>
-      <w:r>
-        <w:rPr>
-          <w:rFonts w:ascii="Calibri" w:hAnsi="Calibri" w:eastAsia="Calibri"/>
-          <w:b/>
-          <w:color w:val="095292"/>
-          <w:sz w:val="24"/>
-        </w:rPr>
-        <w:t>5. Herramientas (gratis + navegador)</w:t>
-      </w:r>
-    </w:p>
-    <w:p>
-      <w:pPr>
-        <w:pStyle w:val="ListBullet"/>
-        <w:spacing w:after="40"/>
-      </w:pPr>
-      <w:r>
-        <w:rPr>
-          <w:rFonts w:ascii="Calibri" w:hAnsi="Calibri" w:eastAsia="Calibri"/>
-          <w:b w:val="0"/>
-          <w:color w:val="2B2B2B"/>
-          <w:sz w:val="22"/>
-        </w:rPr>
-        <w:t>SQL y PL/pgSQL (procedimientos, funciones y disparadores): PostgreSQL, el mismo motor de ExamLab, o DB Fiddle con PostgreSQL.</w:t>
-      </w:r>
-    </w:p>
-    <w:p>
-      <w:pPr>
-        <w:pStyle w:val="ListBullet"/>
-        <w:spacing w:after="40"/>
-      </w:pPr>
-      <w:r>
-        <w:rPr>
-          <w:rFonts w:ascii="Calibri" w:hAnsi="Calibri" w:eastAsia="Calibri"/>
-          <w:b w:val="0"/>
-          <w:color w:val="2B2B2B"/>
-          <w:sz w:val="22"/>
-        </w:rPr>
-        <w:t>Diagramas: draw.io / diagrams.net · Excalidraw.</w:t>
-      </w:r>
-    </w:p>
-    <w:p>
-      <w:pPr>
-        <w:pStyle w:val="ListBullet"/>
-        <w:spacing w:after="40"/>
-      </w:pPr>
-      <w:r>
-        <w:rPr>
-          <w:rFonts w:ascii="Calibri" w:hAnsi="Calibri" w:eastAsia="Calibri"/>
-          <w:b w:val="0"/>
-          <w:color w:val="2B2B2B"/>
-          <w:sz w:val="22"/>
-        </w:rPr>
-        <w:t>Entrega: documentos en Google Docs/Drive o Word Online, dentro del .zip que se sube a ExamLab.</w:t>
-      </w:r>
-    </w:p>
-    <w:p>
-      <w:pPr>
-        <w:spacing w:after="160" w:before="0"/>
-        <w:jc w:val="left"/>
-        <w:shd w:val="clear" w:fill="FFF8D6"/>
-      </w:pPr>
-      <w:r>
-        <w:rPr>
-          <w:rFonts w:ascii="Calibri" w:hAnsi="Calibri" w:eastAsia="Calibri"/>
-          <w:b w:val="0"/>
-          <w:color w:val="2B2B2B"/>
-          <w:sz w:val="22"/>
-        </w:rPr>
-        <w:t>No se exige instalar Oracle/MySQL/PostgreSQL/SQL Server ni Docker en el PC. No se pide cloud IaaS con tarjeta.</w:t>
-      </w:r>
-    </w:p>
-    <w:p>
-      <w:pPr>
-        <w:spacing w:after="120" w:before="240"/>
-        <w:jc w:val="left"/>
-      </w:pPr>
-      <w:r>
-        <w:rPr>
-          <w:rFonts w:ascii="Calibri" w:hAnsi="Calibri" w:eastAsia="Calibri"/>
-          <w:b/>
-          <w:color w:val="095292"/>
-          <w:sz w:val="24"/>
-        </w:rPr>
-        <w:t>6. Criterios de evaluación (rúbrica resumida — 100 pts → 20% del corte)</w:t>
-      </w:r>
-    </w:p>
-    <w:tbl>
-      <w:tblPr>
-        <w:tblStyle w:val="TableGrid"/>
-        <w:tblW w:type="auto" w:w="0"/>
-        <w:tblLook w:firstColumn="1" w:firstRow="1" w:lastColumn="0" w:lastRow="0" w:noHBand="0" w:noVBand="1" w:val="04A0"/>
-      </w:tblPr>
-      <w:tblGrid>
-        <w:gridCol w:w="3264"/>
-        <w:gridCol w:w="3264"/>
-        <w:gridCol w:w="3264"/>
-      </w:tblGrid>
-      <w:tr>
-        <w:tc>
-          <w:tcPr>
-            <w:tcW w:type="dxa" w:w="3264"/>
-            <w:shd w:val="clear" w:fill="095292"/>
-          </w:tcPr>
-          <w:p>
-            <w:r/>
-            <w:r>
-              <w:rPr>
-                <w:rFonts w:ascii="Calibri" w:hAnsi="Calibri" w:eastAsia="Calibri"/>
-                <w:b/>
-                <w:color w:val="FFFFFF"/>
-                <w:sz w:val="20"/>
-              </w:rPr>
-              <w:t>Criterio</w:t>
-            </w:r>
-          </w:p>
-        </w:tc>
-        <w:tc>
-          <w:tcPr>
-            <w:tcW w:type="dxa" w:w="3264"/>
-            <w:shd w:val="clear" w:fill="095292"/>
-          </w:tcPr>
-          <w:p>
-            <w:r/>
-            <w:r>
-              <w:rPr>
-                <w:rFonts w:ascii="Calibri" w:hAnsi="Calibri" w:eastAsia="Calibri"/>
-                <w:b/>
-                <w:color w:val="FFFFFF"/>
-                <w:sz w:val="20"/>
-              </w:rPr>
-              <w:t>Pts</w:t>
-            </w:r>
-          </w:p>
-        </w:tc>
-        <w:tc>
-          <w:tcPr>
-            <w:tcW w:type="dxa" w:w="3264"/>
-            <w:shd w:val="clear" w:fill="095292"/>
-          </w:tcPr>
-          <w:p>
-            <w:r/>
-            <w:r>
-              <w:rPr>
-                <w:rFonts w:ascii="Calibri" w:hAnsi="Calibri" w:eastAsia="Calibri"/>
-                <w:b/>
-                <w:color w:val="FFFFFF"/>
-                <w:sz w:val="20"/>
-              </w:rPr>
-              <w:t>Evidencia</w:t>
-            </w:r>
-          </w:p>
-        </w:tc>
-      </w:tr>
-      <w:tr>
-        <w:tc>
-          <w:tcPr>
-            <w:tcW w:type="dxa" w:w="3264"/>
-          </w:tcPr>
-          <w:p>
-            <w:r/>
-            <w:r>
-              <w:rPr>
-                <w:rFonts w:ascii="Calibri" w:hAnsi="Calibri" w:eastAsia="Calibri"/>
-                <w:b w:val="0"/>
-                <w:color w:val="2B2B2B"/>
-                <w:sz w:val="20"/>
-              </w:rPr>
-              <w:t>Modelo + DDL coherente</w:t>
-            </w:r>
-          </w:p>
-        </w:tc>
-        <w:tc>
-          <w:tcPr>
-            <w:tcW w:type="dxa" w:w="3264"/>
-          </w:tcPr>
-          <w:p>
-            <w:r/>
-            <w:r>
-              <w:rPr>
-                <w:rFonts w:ascii="Calibri" w:hAnsi="Calibri" w:eastAsia="Calibri"/>
-                <w:b w:val="0"/>
-                <w:color w:val="2B2B2B"/>
-                <w:sz w:val="20"/>
-              </w:rPr>
-              <w:t>20</w:t>
-            </w:r>
-          </w:p>
-        </w:tc>
-        <w:tc>
-          <w:tcPr>
-            <w:tcW w:type="dxa" w:w="3264"/>
-          </w:tcPr>
-          <w:p>
-            <w:r/>
-            <w:r>
-              <w:rPr>
-                <w:rFonts w:ascii="Calibri" w:hAnsi="Calibri" w:eastAsia="Calibri"/>
-                <w:b w:val="0"/>
-                <w:color w:val="2B2B2B"/>
-                <w:sz w:val="20"/>
-              </w:rPr>
-              <w:t>ER + scripts ejecutables</w:t>
-            </w:r>
-          </w:p>
-        </w:tc>
-      </w:tr>
-      <w:tr>
-        <w:tc>
-          <w:tcPr>
-            <w:tcW w:type="dxa" w:w="3264"/>
-            <w:shd w:val="clear" w:fill="F2F2F2"/>
-          </w:tcPr>
-          <w:p>
-            <w:r/>
-            <w:r>
-              <w:rPr>
-                <w:rFonts w:ascii="Calibri" w:hAnsi="Calibri" w:eastAsia="Calibri"/>
-                <w:b w:val="0"/>
-                <w:color w:val="2B2B2B"/>
-                <w:sz w:val="20"/>
-              </w:rPr>
-              <w:t>Seguridad y respaldo</w:t>
-            </w:r>
-          </w:p>
-        </w:tc>
-        <w:tc>
-          <w:tcPr>
-            <w:tcW w:type="dxa" w:w="3264"/>
-            <w:shd w:val="clear" w:fill="F2F2F2"/>
-          </w:tcPr>
-          <w:p>
-            <w:r/>
-            <w:r>
-              <w:rPr>
-                <w:rFonts w:ascii="Calibri" w:hAnsi="Calibri" w:eastAsia="Calibri"/>
-                <w:b w:val="0"/>
-                <w:color w:val="2B2B2B"/>
-                <w:sz w:val="20"/>
-              </w:rPr>
-              <w:t>15</w:t>
-            </w:r>
-          </w:p>
-        </w:tc>
-        <w:tc>
-          <w:tcPr>
-            <w:tcW w:type="dxa" w:w="3264"/>
-            <w:shd w:val="clear" w:fill="F2F2F2"/>
-          </w:tcPr>
-          <w:p>
-            <w:r/>
-            <w:r>
-              <w:rPr>
-                <w:rFonts w:ascii="Calibri" w:hAnsi="Calibri" w:eastAsia="Calibri"/>
-                <w:b w:val="0"/>
-                <w:color w:val="2B2B2B"/>
-                <w:sz w:val="20"/>
-              </w:rPr>
-              <w:t>Roles/privilegios + plan backup</w:t>
-            </w:r>
-          </w:p>
-        </w:tc>
-      </w:tr>
-      <w:tr>
-        <w:tc>
-          <w:tcPr>
-            <w:tcW w:type="dxa" w:w="3264"/>
-          </w:tcPr>
-          <w:p>
-            <w:r/>
-            <w:r>
-              <w:rPr>
-                <w:rFonts w:ascii="Calibri" w:hAnsi="Calibri" w:eastAsia="Calibri"/>
-                <w:b w:val="0"/>
-                <w:color w:val="2B2B2B"/>
-                <w:sz w:val="20"/>
-              </w:rPr>
-              <w:t>Procs / funciones / triggers</w:t>
-            </w:r>
-          </w:p>
-        </w:tc>
-        <w:tc>
-          <w:tcPr>
-            <w:tcW w:type="dxa" w:w="3264"/>
-          </w:tcPr>
-          <w:p>
-            <w:r/>
-            <w:r>
-              <w:rPr>
-                <w:rFonts w:ascii="Calibri" w:hAnsi="Calibri" w:eastAsia="Calibri"/>
-                <w:b w:val="0"/>
-                <w:color w:val="2B2B2B"/>
-                <w:sz w:val="20"/>
-              </w:rPr>
-              <w:t>25</w:t>
-            </w:r>
-          </w:p>
-        </w:tc>
-        <w:tc>
-          <w:tcPr>
-            <w:tcW w:type="dxa" w:w="3264"/>
-          </w:tcPr>
-          <w:p>
-            <w:r/>
-            <w:r>
-              <w:rPr>
-                <w:rFonts w:ascii="Calibri" w:hAnsi="Calibri" w:eastAsia="Calibri"/>
-                <w:b w:val="0"/>
-                <w:color w:val="2B2B2B"/>
-                <w:sz w:val="20"/>
-              </w:rPr>
-              <w:t>Código + pruebas</w:t>
-            </w:r>
-          </w:p>
-        </w:tc>
-      </w:tr>
-      <w:tr>
-        <w:tc>
-          <w:tcPr>
-            <w:tcW w:type="dxa" w:w="3264"/>
-            <w:shd w:val="clear" w:fill="F2F2F2"/>
-          </w:tcPr>
-          <w:p>
-            <w:r/>
-            <w:r>
-              <w:rPr>
-                <w:rFonts w:ascii="Calibri" w:hAnsi="Calibri" w:eastAsia="Calibri"/>
-                <w:b w:val="0"/>
-                <w:color w:val="2B2B2B"/>
-                <w:sz w:val="20"/>
-              </w:rPr>
-              <w:t>Optimización</w:t>
-            </w:r>
-          </w:p>
-        </w:tc>
-        <w:tc>
-          <w:tcPr>
-            <w:tcW w:type="dxa" w:w="3264"/>
-            <w:shd w:val="clear" w:fill="F2F2F2"/>
-          </w:tcPr>
-          <w:p>
-            <w:r/>
-            <w:r>
-              <w:rPr>
-                <w:rFonts w:ascii="Calibri" w:hAnsi="Calibri" w:eastAsia="Calibri"/>
-                <w:b w:val="0"/>
-                <w:color w:val="2B2B2B"/>
-                <w:sz w:val="20"/>
-              </w:rPr>
-              <w:t>15</w:t>
-            </w:r>
-          </w:p>
-        </w:tc>
-        <w:tc>
-          <w:tcPr>
-            <w:tcW w:type="dxa" w:w="3264"/>
-            <w:shd w:val="clear" w:fill="F2F2F2"/>
-          </w:tcPr>
-          <w:p>
-            <w:r/>
-            <w:r>
-              <w:rPr>
-                <w:rFonts w:ascii="Calibri" w:hAnsi="Calibri" w:eastAsia="Calibri"/>
-                <w:b w:val="0"/>
-                <w:color w:val="2B2B2B"/>
-                <w:sz w:val="20"/>
-              </w:rPr>
-              <w:t>Antes/después + justificación</w:t>
-            </w:r>
-          </w:p>
-        </w:tc>
-      </w:tr>
-      <w:tr>
-        <w:tc>
-          <w:tcPr>
-            <w:tcW w:type="dxa" w:w="3264"/>
-          </w:tcPr>
-          <w:p>
-            <w:r/>
-            <w:r>
-              <w:rPr>
-                <w:rFonts w:ascii="Calibri" w:hAnsi="Calibri" w:eastAsia="Calibri"/>
-                <w:b w:val="0"/>
-                <w:color w:val="2B2B2B"/>
-                <w:sz w:val="20"/>
-              </w:rPr>
-              <w:t>Integración app ↔ BD</w:t>
-            </w:r>
-          </w:p>
-        </w:tc>
-        <w:tc>
-          <w:tcPr>
-            <w:tcW w:type="dxa" w:w="3264"/>
-          </w:tcPr>
-          <w:p>
-            <w:r/>
-            <w:r>
-              <w:rPr>
-                <w:rFonts w:ascii="Calibri" w:hAnsi="Calibri" w:eastAsia="Calibri"/>
-                <w:b w:val="0"/>
-                <w:color w:val="2B2B2B"/>
-                <w:sz w:val="20"/>
-              </w:rPr>
-              <w:t>10</w:t>
-            </w:r>
-          </w:p>
-        </w:tc>
-        <w:tc>
-          <w:tcPr>
-            <w:tcW w:type="dxa" w:w="3264"/>
-          </w:tcPr>
-          <w:p>
-            <w:r/>
-            <w:r>
-              <w:rPr>
-                <w:rFonts w:ascii="Calibri" w:hAnsi="Calibri" w:eastAsia="Calibri"/>
-                <w:b w:val="0"/>
-                <w:color w:val="2B2B2B"/>
-                <w:sz w:val="20"/>
-              </w:rPr>
-              <w:t>Contrato + ejemplos</w:t>
-            </w:r>
-          </w:p>
-        </w:tc>
-      </w:tr>
-      <w:tr>
-        <w:tc>
-          <w:tcPr>
-            <w:tcW w:type="dxa" w:w="3264"/>
-            <w:shd w:val="clear" w:fill="F2F2F2"/>
-          </w:tcPr>
-          <w:p>
-            <w:r/>
-            <w:r>
-              <w:rPr>
-                <w:rFonts w:ascii="Calibri" w:hAnsi="Calibri" w:eastAsia="Calibri"/>
-                <w:b w:val="0"/>
-                <w:color w:val="2B2B2B"/>
-                <w:sz w:val="20"/>
-              </w:rPr>
-              <w:t>Informe + sustentación</w:t>
-            </w:r>
-          </w:p>
-        </w:tc>
-        <w:tc>
-          <w:tcPr>
-            <w:tcW w:type="dxa" w:w="3264"/>
-            <w:shd w:val="clear" w:fill="F2F2F2"/>
-          </w:tcPr>
-          <w:p>
-            <w:r/>
-            <w:r>
-              <w:rPr>
-                <w:rFonts w:ascii="Calibri" w:hAnsi="Calibri" w:eastAsia="Calibri"/>
-                <w:b w:val="0"/>
-                <w:color w:val="2B2B2B"/>
-                <w:sz w:val="20"/>
-              </w:rPr>
-              <w:t>15</w:t>
-            </w:r>
-          </w:p>
-        </w:tc>
-        <w:tc>
-          <w:tcPr>
-            <w:tcW w:type="dxa" w:w="3264"/>
-            <w:shd w:val="clear" w:fill="F2F2F2"/>
-          </w:tcPr>
-          <w:p>
-            <w:r/>
-            <w:r>
-              <w:rPr>
-                <w:rFonts w:ascii="Calibri" w:hAnsi="Calibri" w:eastAsia="Calibri"/>
-                <w:b w:val="0"/>
-                <w:color w:val="2B2B2B"/>
-                <w:sz w:val="20"/>
-              </w:rPr>
-              <w:t>Claridad, demo, respuestas</w:t>
+              <w:t>La salida de cada script y de cada caso de prueba.</w:t>
             </w:r>
           </w:p>
         </w:tc>
@@ -1685,62 +768,410 @@
           <w:color w:val="095292"/>
           <w:sz w:val="24"/>
         </w:rPr>
-        <w:t>7. Modalidad de trabajo</w:t>
+        <w:t>3. Cómo se califica (100 puntos)</w:t>
       </w:r>
     </w:p>
+    <w:tbl>
+      <w:tblPr>
+        <w:tblStyle w:val="TableGrid"/>
+        <w:tblW w:type="auto" w:w="0"/>
+        <w:tblLayout w:type="fixed"/>
+        <w:tblLook w:firstColumn="1" w:firstRow="1" w:lastColumn="0" w:lastRow="0" w:noHBand="0" w:noVBand="1" w:val="04A0"/>
+      </w:tblPr>
+      <w:tblGrid>
+        <w:gridCol w:w="3264"/>
+        <w:gridCol w:w="3264"/>
+        <w:gridCol w:w="3264"/>
+      </w:tblGrid>
+      <w:tr>
+        <w:tc>
+          <w:tcPr>
+            <w:tcW w:type="dxa" w:w="3024"/>
+            <w:shd w:val="clear" w:fill="095292"/>
+          </w:tcPr>
+          <w:p>
+            <w:r/>
+            <w:r>
+              <w:rPr>
+                <w:rFonts w:ascii="Calibri" w:hAnsi="Calibri" w:eastAsia="Calibri"/>
+                <w:b/>
+                <w:color w:val="FFFFFF"/>
+                <w:sz w:val="20"/>
+              </w:rPr>
+              <w:t>Criterio</w:t>
+            </w:r>
+          </w:p>
+        </w:tc>
+        <w:tc>
+          <w:tcPr>
+            <w:tcW w:type="dxa" w:w="720"/>
+            <w:shd w:val="clear" w:fill="095292"/>
+          </w:tcPr>
+          <w:p>
+            <w:r/>
+            <w:r>
+              <w:rPr>
+                <w:rFonts w:ascii="Calibri" w:hAnsi="Calibri" w:eastAsia="Calibri"/>
+                <w:b/>
+                <w:color w:val="FFFFFF"/>
+                <w:sz w:val="20"/>
+              </w:rPr>
+              <w:t>Pts</w:t>
+            </w:r>
+          </w:p>
+        </w:tc>
+        <w:tc>
+          <w:tcPr>
+            <w:tcW w:type="dxa" w:w="6048"/>
+            <w:shd w:val="clear" w:fill="095292"/>
+          </w:tcPr>
+          <w:p>
+            <w:r/>
+            <w:r>
+              <w:rPr>
+                <w:rFonts w:ascii="Calibri" w:hAnsi="Calibri" w:eastAsia="Calibri"/>
+                <w:b/>
+                <w:color w:val="FFFFFF"/>
+                <w:sz w:val="20"/>
+              </w:rPr>
+              <w:t>Qué se mira</w:t>
+            </w:r>
+          </w:p>
+        </w:tc>
+      </w:tr>
+      <w:tr>
+        <w:tc>
+          <w:tcPr>
+            <w:tcW w:type="dxa" w:w="3024"/>
+          </w:tcPr>
+          <w:p>
+            <w:r/>
+            <w:r>
+              <w:rPr>
+                <w:rFonts w:ascii="Calibri" w:hAnsi="Calibri" w:eastAsia="Calibri"/>
+                <w:b w:val="0"/>
+                <w:color w:val="2B2B2B"/>
+                <w:sz w:val="20"/>
+              </w:rPr>
+              <w:t>Modelo y DDL</w:t>
+            </w:r>
+          </w:p>
+        </w:tc>
+        <w:tc>
+          <w:tcPr>
+            <w:tcW w:type="dxa" w:w="720"/>
+          </w:tcPr>
+          <w:p>
+            <w:r/>
+            <w:r>
+              <w:rPr>
+                <w:rFonts w:ascii="Calibri" w:hAnsi="Calibri" w:eastAsia="Calibri"/>
+                <w:b w:val="0"/>
+                <w:color w:val="2B2B2B"/>
+                <w:sz w:val="20"/>
+              </w:rPr>
+              <w:t>20</w:t>
+            </w:r>
+          </w:p>
+        </w:tc>
+        <w:tc>
+          <w:tcPr>
+            <w:tcW w:type="dxa" w:w="6048"/>
+          </w:tcPr>
+          <w:p>
+            <w:r/>
+            <w:r>
+              <w:rPr>
+                <w:rFonts w:ascii="Calibri" w:hAnsi="Calibri" w:eastAsia="Calibri"/>
+                <w:b w:val="0"/>
+                <w:color w:val="2B2B2B"/>
+                <w:sz w:val="20"/>
+              </w:rPr>
+              <w:t>El ER y el DDL coinciden; llaves y restricciones de las reglas del negocio.</w:t>
+            </w:r>
+          </w:p>
+        </w:tc>
+      </w:tr>
+      <w:tr>
+        <w:tc>
+          <w:tcPr>
+            <w:tcW w:type="dxa" w:w="3024"/>
+            <w:shd w:val="clear" w:fill="F2F2F2"/>
+          </w:tcPr>
+          <w:p>
+            <w:r/>
+            <w:r>
+              <w:rPr>
+                <w:rFonts w:ascii="Calibri" w:hAnsi="Calibri" w:eastAsia="Calibri"/>
+                <w:b w:val="0"/>
+                <w:color w:val="2B2B2B"/>
+                <w:sz w:val="20"/>
+              </w:rPr>
+              <w:t>Seguridad y respaldo</w:t>
+            </w:r>
+          </w:p>
+        </w:tc>
+        <w:tc>
+          <w:tcPr>
+            <w:tcW w:type="dxa" w:w="720"/>
+            <w:shd w:val="clear" w:fill="F2F2F2"/>
+          </w:tcPr>
+          <w:p>
+            <w:r/>
+            <w:r>
+              <w:rPr>
+                <w:rFonts w:ascii="Calibri" w:hAnsi="Calibri" w:eastAsia="Calibri"/>
+                <w:b w:val="0"/>
+                <w:color w:val="2B2B2B"/>
+                <w:sz w:val="20"/>
+              </w:rPr>
+              <w:t>15</w:t>
+            </w:r>
+          </w:p>
+        </w:tc>
+        <w:tc>
+          <w:tcPr>
+            <w:tcW w:type="dxa" w:w="6048"/>
+            <w:shd w:val="clear" w:fill="F2F2F2"/>
+          </w:tcPr>
+          <w:p>
+            <w:r/>
+            <w:r>
+              <w:rPr>
+                <w:rFonts w:ascii="Calibri" w:hAnsi="Calibri" w:eastAsia="Calibri"/>
+                <w:b w:val="0"/>
+                <w:color w:val="2B2B2B"/>
+                <w:sz w:val="20"/>
+              </w:rPr>
+              <w:t>Roles con privilegios distintos y un plan de respaldo y recuperación.</w:t>
+            </w:r>
+          </w:p>
+        </w:tc>
+      </w:tr>
+      <w:tr>
+        <w:tc>
+          <w:tcPr>
+            <w:tcW w:type="dxa" w:w="3024"/>
+          </w:tcPr>
+          <w:p>
+            <w:r/>
+            <w:r>
+              <w:rPr>
+                <w:rFonts w:ascii="Calibri" w:hAnsi="Calibri" w:eastAsia="Calibri"/>
+                <w:b w:val="0"/>
+                <w:color w:val="2B2B2B"/>
+                <w:sz w:val="20"/>
+              </w:rPr>
+              <w:t>Objetos programables</w:t>
+            </w:r>
+          </w:p>
+        </w:tc>
+        <w:tc>
+          <w:tcPr>
+            <w:tcW w:type="dxa" w:w="720"/>
+          </w:tcPr>
+          <w:p>
+            <w:r/>
+            <w:r>
+              <w:rPr>
+                <w:rFonts w:ascii="Calibri" w:hAnsi="Calibri" w:eastAsia="Calibri"/>
+                <w:b w:val="0"/>
+                <w:color w:val="2B2B2B"/>
+                <w:sz w:val="20"/>
+              </w:rPr>
+              <w:t>25</w:t>
+            </w:r>
+          </w:p>
+        </w:tc>
+        <w:tc>
+          <w:tcPr>
+            <w:tcW w:type="dxa" w:w="6048"/>
+          </w:tcPr>
+          <w:p>
+            <w:r/>
+            <w:r>
+              <w:rPr>
+                <w:rFonts w:ascii="Calibri" w:hAnsi="Calibri" w:eastAsia="Calibri"/>
+                <w:b w:val="0"/>
+                <w:color w:val="2B2B2B"/>
+                <w:sz w:val="20"/>
+              </w:rPr>
+              <w:t>Procedimientos, funciones y disparadores que corren, con sus pruebas.</w:t>
+            </w:r>
+          </w:p>
+        </w:tc>
+      </w:tr>
+      <w:tr>
+        <w:tc>
+          <w:tcPr>
+            <w:tcW w:type="dxa" w:w="3024"/>
+            <w:shd w:val="clear" w:fill="F2F2F2"/>
+          </w:tcPr>
+          <w:p>
+            <w:r/>
+            <w:r>
+              <w:rPr>
+                <w:rFonts w:ascii="Calibri" w:hAnsi="Calibri" w:eastAsia="Calibri"/>
+                <w:b w:val="0"/>
+                <w:color w:val="2B2B2B"/>
+                <w:sz w:val="20"/>
+              </w:rPr>
+              <w:t>Optimización</w:t>
+            </w:r>
+          </w:p>
+        </w:tc>
+        <w:tc>
+          <w:tcPr>
+            <w:tcW w:type="dxa" w:w="720"/>
+            <w:shd w:val="clear" w:fill="F2F2F2"/>
+          </w:tcPr>
+          <w:p>
+            <w:r/>
+            <w:r>
+              <w:rPr>
+                <w:rFonts w:ascii="Calibri" w:hAnsi="Calibri" w:eastAsia="Calibri"/>
+                <w:b w:val="0"/>
+                <w:color w:val="2B2B2B"/>
+                <w:sz w:val="20"/>
+              </w:rPr>
+              <w:t>15</w:t>
+            </w:r>
+          </w:p>
+        </w:tc>
+        <w:tc>
+          <w:tcPr>
+            <w:tcW w:type="dxa" w:w="6048"/>
+            <w:shd w:val="clear" w:fill="F2F2F2"/>
+          </w:tcPr>
+          <w:p>
+            <w:r/>
+            <w:r>
+              <w:rPr>
+                <w:rFonts w:ascii="Calibri" w:hAnsi="Calibri" w:eastAsia="Calibri"/>
+                <w:b w:val="0"/>
+                <w:color w:val="2B2B2B"/>
+                <w:sz w:val="20"/>
+              </w:rPr>
+              <w:t>Antes y después medidos, con la justificación.</w:t>
+            </w:r>
+          </w:p>
+        </w:tc>
+      </w:tr>
+      <w:tr>
+        <w:tc>
+          <w:tcPr>
+            <w:tcW w:type="dxa" w:w="3024"/>
+          </w:tcPr>
+          <w:p>
+            <w:r/>
+            <w:r>
+              <w:rPr>
+                <w:rFonts w:ascii="Calibri" w:hAnsi="Calibri" w:eastAsia="Calibri"/>
+                <w:b w:val="0"/>
+                <w:color w:val="2B2B2B"/>
+                <w:sz w:val="20"/>
+              </w:rPr>
+              <w:t>Integración app ↔ BD</w:t>
+            </w:r>
+          </w:p>
+        </w:tc>
+        <w:tc>
+          <w:tcPr>
+            <w:tcW w:type="dxa" w:w="720"/>
+          </w:tcPr>
+          <w:p>
+            <w:r/>
+            <w:r>
+              <w:rPr>
+                <w:rFonts w:ascii="Calibri" w:hAnsi="Calibri" w:eastAsia="Calibri"/>
+                <w:b w:val="0"/>
+                <w:color w:val="2B2B2B"/>
+                <w:sz w:val="20"/>
+              </w:rPr>
+              <w:t>10</w:t>
+            </w:r>
+          </w:p>
+        </w:tc>
+        <w:tc>
+          <w:tcPr>
+            <w:tcW w:type="dxa" w:w="6048"/>
+          </w:tcPr>
+          <w:p>
+            <w:r/>
+            <w:r>
+              <w:rPr>
+                <w:rFonts w:ascii="Calibri" w:hAnsi="Calibri" w:eastAsia="Calibri"/>
+                <w:b w:val="0"/>
+                <w:color w:val="2B2B2B"/>
+                <w:sz w:val="20"/>
+              </w:rPr>
+              <w:t>Las operaciones y un ejemplo de llamada.</w:t>
+            </w:r>
+          </w:p>
+        </w:tc>
+      </w:tr>
+      <w:tr>
+        <w:tc>
+          <w:tcPr>
+            <w:tcW w:type="dxa" w:w="3024"/>
+            <w:shd w:val="clear" w:fill="F2F2F2"/>
+          </w:tcPr>
+          <w:p>
+            <w:r/>
+            <w:r>
+              <w:rPr>
+                <w:rFonts w:ascii="Calibri" w:hAnsi="Calibri" w:eastAsia="Calibri"/>
+                <w:b w:val="0"/>
+                <w:color w:val="2B2B2B"/>
+                <w:sz w:val="20"/>
+              </w:rPr>
+              <w:t>Informe y sustentación</w:t>
+            </w:r>
+          </w:p>
+        </w:tc>
+        <w:tc>
+          <w:tcPr>
+            <w:tcW w:type="dxa" w:w="720"/>
+            <w:shd w:val="clear" w:fill="F2F2F2"/>
+          </w:tcPr>
+          <w:p>
+            <w:r/>
+            <w:r>
+              <w:rPr>
+                <w:rFonts w:ascii="Calibri" w:hAnsi="Calibri" w:eastAsia="Calibri"/>
+                <w:b w:val="0"/>
+                <w:color w:val="2B2B2B"/>
+                <w:sz w:val="20"/>
+              </w:rPr>
+              <w:t>15</w:t>
+            </w:r>
+          </w:p>
+        </w:tc>
+        <w:tc>
+          <w:tcPr>
+            <w:tcW w:type="dxa" w:w="6048"/>
+            <w:shd w:val="clear" w:fill="F2F2F2"/>
+          </w:tcPr>
+          <w:p>
+            <w:r/>
+            <w:r>
+              <w:rPr>
+                <w:rFonts w:ascii="Calibri" w:hAnsi="Calibri" w:eastAsia="Calibri"/>
+                <w:b w:val="0"/>
+                <w:color w:val="2B2B2B"/>
+                <w:sz w:val="20"/>
+              </w:rPr>
+              <w:t>Claridad, demostración en vivo y respuestas de todos.</w:t>
+            </w:r>
+          </w:p>
+        </w:tc>
+      </w:tr>
+    </w:tbl>
     <w:p>
       <w:pPr>
-        <w:pStyle w:val="ListBullet"/>
-        <w:spacing w:after="40"/>
+        <w:spacing w:after="80" w:before="0"/>
+        <w:jc w:val="left"/>
       </w:pPr>
-      <w:r>
-        <w:rPr>
-          <w:rFonts w:ascii="Calibri" w:hAnsi="Calibri" w:eastAsia="Calibri"/>
-          <w:b/>
-          <w:color w:val="2B2B2B"/>
-          <w:sz w:val="22"/>
-        </w:rPr>
-        <w:t>En equipo, no individual:</w:t>
-      </w:r>
-      <w:r>
-        <w:rPr>
-          <w:rFonts w:ascii="Calibri" w:hAnsi="Calibri" w:eastAsia="Calibri"/>
-          <w:b w:val="0"/>
-          <w:color w:val="2B2B2B"/>
-          <w:sz w:val="22"/>
-        </w:rPr>
-        <w:t xml:space="preserve"> equipos de 4 a 5 integrantes (máximo 5).</w:t>
-      </w:r>
-    </w:p>
-    <w:p>
-      <w:pPr>
-        <w:pStyle w:val="ListBullet"/>
-        <w:spacing w:after="40"/>
-      </w:pPr>
-      <w:r>
-        <w:rPr>
-          <w:rFonts w:ascii="Calibri" w:hAnsi="Calibri" w:eastAsia="Calibri"/>
-          <w:b w:val="0"/>
-          <w:color w:val="2B2B2B"/>
-          <w:sz w:val="22"/>
-        </w:rPr>
-        <w:t>Todo el equipo trabaja el proyecto completo: en la sustentación hablan todos, y cualquier integrante debe poder explicar cualquier parte (las preguntas van al azar).</w:t>
-      </w:r>
-    </w:p>
-    <w:p>
-      <w:pPr>
-        <w:pStyle w:val="ListBullet"/>
-        <w:spacing w:after="40"/>
-      </w:pPr>
-      <w:r>
-        <w:rPr>
-          <w:rFonts w:ascii="Calibri" w:hAnsi="Calibri" w:eastAsia="Calibri"/>
-          <w:b w:val="0"/>
-          <w:color w:val="2B2B2B"/>
-          <w:sz w:val="22"/>
-        </w:rPr>
-        <w:t>Cada integrante sube la entrega del equipo en ExamLab desde su propia cuenta (sección 9).</w:t>
-      </w:r>
     </w:p>
     <w:p>
       <w:pPr>
@@ -1754,67 +1185,7 @@
           <w:color w:val="095292"/>
           <w:sz w:val="24"/>
         </w:rPr>
-        <w:t>8. Qué NO es este proyecto</w:t>
-      </w:r>
-    </w:p>
-    <w:p>
-      <w:pPr>
-        <w:pStyle w:val="ListBullet"/>
-        <w:spacing w:after="40"/>
-      </w:pPr>
-      <w:r>
-        <w:rPr>
-          <w:rFonts w:ascii="Calibri" w:hAnsi="Calibri" w:eastAsia="Calibri"/>
-          <w:b w:val="0"/>
-          <w:color w:val="2B2B2B"/>
-          <w:sz w:val="22"/>
-        </w:rPr>
-        <w:t>No sustituye el Parcial 3 (evaluación síncrona por Meet del 09/11).</w:t>
-      </w:r>
-    </w:p>
-    <w:p>
-      <w:pPr>
-        <w:pStyle w:val="ListBullet"/>
-        <w:spacing w:after="40"/>
-      </w:pPr>
-      <w:r>
-        <w:rPr>
-          <w:rFonts w:ascii="Calibri" w:hAnsi="Calibri" w:eastAsia="Calibri"/>
-          <w:b w:val="0"/>
-          <w:color w:val="2B2B2B"/>
-          <w:sz w:val="22"/>
-        </w:rPr>
-        <w:t>No es una app GUI completa: el foco es la capa de datos avanzada.</w:t>
-      </w:r>
-    </w:p>
-    <w:p>
-      <w:pPr>
-        <w:pStyle w:val="ListBullet"/>
-        <w:spacing w:after="40"/>
-      </w:pPr>
-      <w:r>
-        <w:rPr>
-          <w:rFonts w:ascii="Calibri" w:hAnsi="Calibri" w:eastAsia="Calibri"/>
-          <w:b w:val="0"/>
-          <w:color w:val="2B2B2B"/>
-          <w:sz w:val="22"/>
-        </w:rPr>
-        <w:t>No se copia un enunciado de otra institución: el dominio es VetCare DB UNIAJC.</w:t>
-      </w:r>
-    </w:p>
-    <w:p>
-      <w:pPr>
-        <w:spacing w:after="120" w:before="240"/>
-        <w:jc w:val="left"/>
-      </w:pPr>
-      <w:r>
-        <w:rPr>
-          <w:rFonts w:ascii="Calibri" w:hAnsi="Calibri" w:eastAsia="Calibri"/>
-          <w:b/>
-          <w:color w:val="095292"/>
-          <w:sz w:val="24"/>
-        </w:rPr>
-        <w:t>9. Entrega y sustentación</w:t>
+        <w:t>4. Entrega y sustentación</w:t>
       </w:r>
     </w:p>
     <w:p>
@@ -1862,235 +1233,7 @@
           <w:color w:val="2B2B2B"/>
           <w:sz w:val="22"/>
         </w:rPr>
-        <w:t xml:space="preserve"> un solo archivo .zip —dentro puede ir cualquier tipo de archivo; máximo 50 MB—, con esto adentro:</w:t>
-      </w:r>
-    </w:p>
-    <w:tbl>
-      <w:tblPr>
-        <w:tblStyle w:val="TableGrid"/>
-        <w:tblW w:type="auto" w:w="0"/>
-        <w:tblLayout w:type="fixed"/>
-        <w:tblLook w:firstColumn="1" w:firstRow="1" w:lastColumn="0" w:lastRow="0" w:noHBand="0" w:noVBand="1" w:val="04A0"/>
-      </w:tblPr>
-      <w:tblGrid>
-        <w:gridCol w:w="4896"/>
-        <w:gridCol w:w="4896"/>
-      </w:tblGrid>
-      <w:tr>
-        <w:tc>
-          <w:tcPr>
-            <w:tcW w:type="dxa" w:w="2448"/>
-            <w:shd w:val="clear" w:fill="095292"/>
-          </w:tcPr>
-          <w:p>
-            <w:r/>
-            <w:r>
-              <w:rPr>
-                <w:rFonts w:ascii="Calibri" w:hAnsi="Calibri" w:eastAsia="Calibri"/>
-                <w:b/>
-                <w:color w:val="FFFFFF"/>
-                <w:sz w:val="20"/>
-              </w:rPr>
-              <w:t>En el .zip</w:t>
-            </w:r>
-          </w:p>
-        </w:tc>
-        <w:tc>
-          <w:tcPr>
-            <w:tcW w:type="dxa" w:w="7344"/>
-            <w:shd w:val="clear" w:fill="095292"/>
-          </w:tcPr>
-          <w:p>
-            <w:r/>
-            <w:r>
-              <w:rPr>
-                <w:rFonts w:ascii="Calibri" w:hAnsi="Calibri" w:eastAsia="Calibri"/>
-                <w:b/>
-                <w:color w:val="FFFFFF"/>
-                <w:sz w:val="20"/>
-              </w:rPr>
-              <w:t>Qué contiene</w:t>
-            </w:r>
-          </w:p>
-        </w:tc>
-      </w:tr>
-      <w:tr>
-        <w:tc>
-          <w:tcPr>
-            <w:tcW w:type="dxa" w:w="2448"/>
-          </w:tcPr>
-          <w:p>
-            <w:r/>
-            <w:r>
-              <w:rPr>
-                <w:rFonts w:ascii="Calibri" w:hAnsi="Calibri" w:eastAsia="Calibri"/>
-                <w:b w:val="0"/>
-                <w:color w:val="2B2B2B"/>
-                <w:sz w:val="20"/>
-              </w:rPr>
-              <w:t>scripts/</w:t>
-            </w:r>
-          </w:p>
-        </w:tc>
-        <w:tc>
-          <w:tcPr>
-            <w:tcW w:type="dxa" w:w="7344"/>
-          </w:tcPr>
-          <w:p>
-            <w:r/>
-            <w:r>
-              <w:rPr>
-                <w:rFonts w:ascii="Calibri" w:hAnsi="Calibri" w:eastAsia="Calibri"/>
-                <w:b w:val="0"/>
-                <w:color w:val="2B2B2B"/>
-                <w:sz w:val="20"/>
-              </w:rPr>
-              <w:t>Los scripts SQL, numerados en el orden en que se ejecutan: el DDL (tablas, llaves y restricciones), los roles y privilegios, los procedimientos, funciones y disparadores con sus casos de prueba, y las consultas de optimización antes y después. Corren en PostgreSQL tal cual, sin retoques.</w:t>
-            </w:r>
-          </w:p>
-        </w:tc>
-      </w:tr>
-      <w:tr>
-        <w:tc>
-          <w:tcPr>
-            <w:tcW w:type="dxa" w:w="2448"/>
-            <w:shd w:val="clear" w:fill="F2F2F2"/>
-          </w:tcPr>
-          <w:p>
-            <w:r/>
-            <w:r>
-              <w:rPr>
-                <w:rFonts w:ascii="Calibri" w:hAnsi="Calibri" w:eastAsia="Calibri"/>
-                <w:b w:val="0"/>
-                <w:color w:val="2B2B2B"/>
-                <w:sz w:val="20"/>
-              </w:rPr>
-              <w:t>Diagrama ER</w:t>
-            </w:r>
-          </w:p>
-        </w:tc>
-        <w:tc>
-          <w:tcPr>
-            <w:tcW w:type="dxa" w:w="7344"/>
-            <w:shd w:val="clear" w:fill="F2F2F2"/>
-          </w:tcPr>
-          <w:p>
-            <w:r/>
-            <w:r>
-              <w:rPr>
-                <w:rFonts w:ascii="Calibri" w:hAnsi="Calibri" w:eastAsia="Calibri"/>
-                <w:b w:val="0"/>
-                <w:color w:val="2B2B2B"/>
-                <w:sz w:val="20"/>
-              </w:rPr>
-              <w:t>El modelo exportado en PNG o SVG: el mismo que implementa el DDL.</w:t>
-            </w:r>
-          </w:p>
-        </w:tc>
-      </w:tr>
-      <w:tr>
-        <w:tc>
-          <w:tcPr>
-            <w:tcW w:type="dxa" w:w="2448"/>
-          </w:tcPr>
-          <w:p>
-            <w:r/>
-            <w:r>
-              <w:rPr>
-                <w:rFonts w:ascii="Calibri" w:hAnsi="Calibri" w:eastAsia="Calibri"/>
-                <w:b w:val="0"/>
-                <w:color w:val="2B2B2B"/>
-                <w:sz w:val="20"/>
-              </w:rPr>
-              <w:t>Informe</w:t>
-            </w:r>
-          </w:p>
-        </w:tc>
-        <w:tc>
-          <w:tcPr>
-            <w:tcW w:type="dxa" w:w="7344"/>
-          </w:tcPr>
-          <w:p>
-            <w:r/>
-            <w:r>
-              <w:rPr>
-                <w:rFonts w:ascii="Calibri" w:hAnsi="Calibri" w:eastAsia="Calibri"/>
-                <w:b w:val="0"/>
-                <w:color w:val="2B2B2B"/>
-                <w:sz w:val="20"/>
-              </w:rPr>
-              <w:t>PDF o DOCX: el plan de respaldo y recuperación, la justificación de cada optimización y el contrato de integración app ↔ BD con su ejemplo.</w:t>
-            </w:r>
-          </w:p>
-        </w:tc>
-      </w:tr>
-      <w:tr>
-        <w:tc>
-          <w:tcPr>
-            <w:tcW w:type="dxa" w:w="2448"/>
-            <w:shd w:val="clear" w:fill="F2F2F2"/>
-          </w:tcPr>
-          <w:p>
-            <w:r/>
-            <w:r>
-              <w:rPr>
-                <w:rFonts w:ascii="Calibri" w:hAnsi="Calibri" w:eastAsia="Calibri"/>
-                <w:b w:val="0"/>
-                <w:color w:val="2B2B2B"/>
-                <w:sz w:val="20"/>
-              </w:rPr>
-              <w:t>capturas/</w:t>
-            </w:r>
-          </w:p>
-        </w:tc>
-        <w:tc>
-          <w:tcPr>
-            <w:tcW w:type="dxa" w:w="7344"/>
-            <w:shd w:val="clear" w:fill="F2F2F2"/>
-          </w:tcPr>
-          <w:p>
-            <w:r/>
-            <w:r>
-              <w:rPr>
-                <w:rFonts w:ascii="Calibri" w:hAnsi="Calibri" w:eastAsia="Calibri"/>
-                <w:b w:val="0"/>
-                <w:color w:val="2B2B2B"/>
-                <w:sz w:val="20"/>
-              </w:rPr>
-              <w:t>La ejecución de los scripts y de los casos de prueba, con la salida visible.</w:t>
-            </w:r>
-          </w:p>
-        </w:tc>
-      </w:tr>
-    </w:tbl>
-    <w:p>
-      <w:pPr>
-        <w:spacing w:after="80" w:before="0"/>
-        <w:jc w:val="left"/>
-      </w:pPr>
-    </w:p>
-    <w:p>
-      <w:pPr>
-        <w:pStyle w:val="ListBullet"/>
-        <w:spacing w:after="40"/>
-      </w:pPr>
-      <w:r>
-        <w:rPr>
-          <w:rFonts w:ascii="Calibri" w:hAnsi="Calibri" w:eastAsia="Calibri"/>
-          <w:b/>
-          <w:color w:val="2B2B2B"/>
-          <w:sz w:val="22"/>
-        </w:rPr>
-        <w:t>Enlace obligatorio:</w:t>
-      </w:r>
-      <w:r>
-        <w:rPr>
-          <w:rFonts w:ascii="Calibri" w:hAnsi="Calibri" w:eastAsia="Calibri"/>
-          <w:b w:val="0"/>
-          <w:color w:val="2B2B2B"/>
-          <w:sz w:val="22"/>
-        </w:rPr>
-        <w:t xml:space="preserve"> junto al .zip, el repositorio de GitHub o la carpeta de Drive del equipo, con los mismos scripts.</w:t>
+        <w:t xml:space="preserve"> el .zip (máximo 50 MB) y, junto a él, el repositorio de GitHub o la carpeta de Drive del equipo, con los mismos archivos.</w:t>
       </w:r>
     </w:p>
     <w:p>
@@ -2138,7 +1281,7 @@
           <w:color w:val="2B2B2B"/>
           <w:sz w:val="22"/>
         </w:rPr>
-        <w:t xml:space="preserve"> lunes 16/11/2026, en la última clase (sesión 13; es festivo, pero sí hay clase), por Meet: 15 minutos de exposición + 5 minutos de preguntas por equipo (turno de 20 minutos); hablan todos los integrantes.</w:t>
+        <w:t xml:space="preserve"> lunes 16/11/2026, en la última clase (es festivo, pero sí hay clase), por Meet: 15 minutos de exposición + 5 minutos de preguntas por equipo (turno de 20 minutos); hablan todos los integrantes.</w:t>
       </w:r>
     </w:p>
     <w:p>
@@ -2153,7 +1296,7 @@
           <w:color w:val="2B2B2B"/>
           <w:sz w:val="22"/>
         </w:rPr>
-        <w:t>Qué se muestra en la sustentación:</w:t>
+        <w:t>Qué se muestra:</w:t>
       </w:r>
       <w:r>
         <w:rPr>
@@ -2163,6 +1306,75 @@
           <w:sz w:val="22"/>
         </w:rPr>
         <w:t xml:space="preserve"> ejecutar en vivo un procedimiento y un disparador con sus casos de prueba, y una consulta antes y después de optimizarla.</w:t>
+      </w:r>
+    </w:p>
+    <w:p>
+      <w:pPr>
+        <w:spacing w:after="120" w:before="240"/>
+        <w:jc w:val="left"/>
+      </w:pPr>
+      <w:r>
+        <w:rPr>
+          <w:rFonts w:ascii="Calibri" w:hAnsi="Calibri" w:eastAsia="Calibri"/>
+          <w:b/>
+          <w:color w:val="095292"/>
+          <w:sz w:val="24"/>
+        </w:rPr>
+        <w:t>5. Reglas</w:t>
+      </w:r>
+    </w:p>
+    <w:p>
+      <w:pPr>
+        <w:pStyle w:val="ListBullet"/>
+        <w:spacing w:after="40"/>
+      </w:pPr>
+      <w:r>
+        <w:rPr>
+          <w:rFonts w:ascii="Calibri" w:hAnsi="Calibri" w:eastAsia="Calibri"/>
+          <w:b/>
+          <w:color w:val="2B2B2B"/>
+          <w:sz w:val="22"/>
+        </w:rPr>
+        <w:t>Equipo de 4 a 5 integrantes (máximo 5)</w:t>
+      </w:r>
+      <w:r>
+        <w:rPr>
+          <w:rFonts w:ascii="Calibri" w:hAnsi="Calibri" w:eastAsia="Calibri"/>
+          <w:b w:val="0"/>
+          <w:color w:val="2B2B2B"/>
+          <w:sz w:val="22"/>
+        </w:rPr>
+        <w:t>, el mismo hasta el final. Es regla solo del proyecto: talleres, quices y parciales tienen su propia modalidad.</w:t>
+      </w:r>
+    </w:p>
+    <w:p>
+      <w:pPr>
+        <w:pStyle w:val="ListBullet"/>
+        <w:spacing w:after="40"/>
+      </w:pPr>
+      <w:r>
+        <w:rPr>
+          <w:rFonts w:ascii="Calibri" w:hAnsi="Calibri" w:eastAsia="Calibri"/>
+          <w:b w:val="0"/>
+          <w:color w:val="2B2B2B"/>
+          <w:sz w:val="22"/>
+        </w:rPr>
+        <w:t>Todos los integrantes deben poder explicar cualquier parte: en la sustentación las preguntas van al azar a cualquiera.</w:t>
+      </w:r>
+    </w:p>
+    <w:p>
+      <w:pPr>
+        <w:pStyle w:val="ListBullet"/>
+        <w:spacing w:after="40"/>
+      </w:pPr>
+      <w:r>
+        <w:rPr>
+          <w:rFonts w:ascii="Calibri" w:hAnsi="Calibri" w:eastAsia="Calibri"/>
+          <w:b w:val="0"/>
+          <w:color w:val="2B2B2B"/>
+          <w:sz w:val="22"/>
+        </w:rPr>
+        <w:t>Herramientas gratuitas: PostgreSQL (el mismo motor de ExamLab) o DB Fiddle con PostgreSQL, y draw.io para el diagrama. No hay que instalar nada de pago.</w:t>
       </w:r>
     </w:p>
     <w:sectPr>
